--- a/public/files/contract_order_in_cash_template.docx
+++ b/public/files/contract_order_in_cash_template.docx
@@ -356,23 +356,13 @@
                                   <w:szCs w:val="18"/>
                                 </w:rPr>
                               </w:pPr>
-                              <w:proofErr w:type="spellStart"/>
                               <w:r>
                                 <w:rPr>
                                   <w:rFonts w:ascii="Sylfaen" w:hAnsi="Sylfaen"/>
                                   <w:sz w:val="18"/>
                                   <w:szCs w:val="18"/>
                                 </w:rPr>
-                                <w:t>Ամսաթիվ</w:t>
-                              </w:r>
-                              <w:proofErr w:type="spellEnd"/>
-                              <w:r>
-                                <w:rPr>
-                                  <w:rFonts w:ascii="Sylfaen" w:hAnsi="Sylfaen"/>
-                                  <w:sz w:val="18"/>
-                                  <w:szCs w:val="18"/>
-                                </w:rPr>
-                                <w:t xml:space="preserve">՝ </w:t>
+                                <w:t xml:space="preserve">Ամսաթիվ՝ </w:t>
                               </w:r>
                               <w:r>
                                 <w:rPr>
@@ -561,7 +551,6 @@
                                     <w:szCs w:val="15"/>
                                   </w:rPr>
                                 </w:pPr>
-                                <w:proofErr w:type="spellStart"/>
                                 <w:r>
                                   <w:rPr>
                                     <w:rFonts w:ascii="Sylfaen" w:hAnsi="Sylfaen"/>
@@ -570,7 +559,6 @@
                                   </w:rPr>
                                   <w:t>գումար</w:t>
                                 </w:r>
-                                <w:proofErr w:type="spellEnd"/>
                               </w:p>
                             </w:txbxContent>
                           </wps:txbx>
@@ -609,34 +597,14 @@
                                     <w:szCs w:val="15"/>
                                   </w:rPr>
                                 </w:pPr>
-                                <w:proofErr w:type="spellStart"/>
                                 <w:r>
                                   <w:rPr>
                                     <w:rFonts w:ascii="Sylfaen" w:hAnsi="Sylfaen"/>
                                     <w:sz w:val="15"/>
                                     <w:szCs w:val="15"/>
                                   </w:rPr>
-                                  <w:t>գումարը</w:t>
+                                  <w:t>գումարը բառերով</w:t>
                                 </w:r>
-                                <w:proofErr w:type="spellEnd"/>
-                                <w:r>
-                                  <w:rPr>
-                                    <w:rFonts w:ascii="Sylfaen" w:hAnsi="Sylfaen"/>
-                                    <w:sz w:val="15"/>
-                                    <w:szCs w:val="15"/>
-                                  </w:rPr>
-                                  <w:t xml:space="preserve"> </w:t>
-                                </w:r>
-                                <w:proofErr w:type="spellStart"/>
-                                <w:r>
-                                  <w:rPr>
-                                    <w:rFonts w:ascii="Sylfaen" w:hAnsi="Sylfaen"/>
-                                    <w:sz w:val="15"/>
-                                    <w:szCs w:val="15"/>
-                                  </w:rPr>
-                                  <w:t>բառերով</w:t>
-                                </w:r>
-                                <w:proofErr w:type="spellEnd"/>
                               </w:p>
                             </w:txbxContent>
                           </wps:txbx>
@@ -1256,23 +1224,13 @@
                                   <w:szCs w:val="18"/>
                                 </w:rPr>
                               </w:pPr>
-                              <w:proofErr w:type="spellStart"/>
                               <w:r>
                                 <w:rPr>
                                   <w:rFonts w:ascii="Sylfaen" w:hAnsi="Sylfaen"/>
                                   <w:sz w:val="18"/>
                                   <w:szCs w:val="18"/>
                                 </w:rPr>
-                                <w:t>Ամսաթիվ</w:t>
-                              </w:r>
-                              <w:proofErr w:type="spellEnd"/>
-                              <w:r>
-                                <w:rPr>
-                                  <w:rFonts w:ascii="Sylfaen" w:hAnsi="Sylfaen"/>
-                                  <w:sz w:val="18"/>
-                                  <w:szCs w:val="18"/>
-                                </w:rPr>
-                                <w:t xml:space="preserve">՝ </w:t>
+                                <w:t xml:space="preserve">Ամսաթիվ՝ </w:t>
                               </w:r>
                               <w:r>
                                 <w:rPr>
@@ -1461,7 +1419,6 @@
                                     <w:szCs w:val="15"/>
                                   </w:rPr>
                                 </w:pPr>
-                                <w:proofErr w:type="spellStart"/>
                                 <w:r>
                                   <w:rPr>
                                     <w:rFonts w:ascii="Sylfaen" w:hAnsi="Sylfaen"/>
@@ -1470,7 +1427,6 @@
                                   </w:rPr>
                                   <w:t>գումար</w:t>
                                 </w:r>
-                                <w:proofErr w:type="spellEnd"/>
                               </w:p>
                             </w:txbxContent>
                           </wps:txbx>
@@ -1509,34 +1465,14 @@
                                     <w:szCs w:val="15"/>
                                   </w:rPr>
                                 </w:pPr>
-                                <w:proofErr w:type="spellStart"/>
                                 <w:r>
                                   <w:rPr>
                                     <w:rFonts w:ascii="Sylfaen" w:hAnsi="Sylfaen"/>
                                     <w:sz w:val="15"/>
                                     <w:szCs w:val="15"/>
                                   </w:rPr>
-                                  <w:t>գումարը</w:t>
+                                  <w:t>գումարը բառերով</w:t>
                                 </w:r>
-                                <w:proofErr w:type="spellEnd"/>
-                                <w:r>
-                                  <w:rPr>
-                                    <w:rFonts w:ascii="Sylfaen" w:hAnsi="Sylfaen"/>
-                                    <w:sz w:val="15"/>
-                                    <w:szCs w:val="15"/>
-                                  </w:rPr>
-                                  <w:t xml:space="preserve"> </w:t>
-                                </w:r>
-                                <w:proofErr w:type="spellStart"/>
-                                <w:r>
-                                  <w:rPr>
-                                    <w:rFonts w:ascii="Sylfaen" w:hAnsi="Sylfaen"/>
-                                    <w:sz w:val="15"/>
-                                    <w:szCs w:val="15"/>
-                                  </w:rPr>
-                                  <w:t>բառերով</w:t>
-                                </w:r>
-                                <w:proofErr w:type="spellEnd"/>
                               </w:p>
                             </w:txbxContent>
                           </wps:txbx>
@@ -2006,18 +1942,8 @@
                                 <w:sz w:val="18"/>
                                 <w:szCs w:val="18"/>
                               </w:rPr>
-                              <w:t xml:space="preserve">ՀՀ </w:t>
+                              <w:t>ՀՀ դրամ</w:t>
                             </w:r>
-                            <w:proofErr w:type="spellStart"/>
-                            <w:r>
-                              <w:rPr>
-                                <w:rFonts w:ascii="Sylfaen" w:hAnsi="Sylfaen"/>
-                                <w:sz w:val="18"/>
-                                <w:szCs w:val="18"/>
-                              </w:rPr>
-                              <w:t>դրամ</w:t>
-                            </w:r>
-                            <w:proofErr w:type="spellEnd"/>
                           </w:p>
                         </w:txbxContent>
                       </wps:txbx>
@@ -2162,18 +2088,8 @@
                                 <w:sz w:val="18"/>
                                 <w:szCs w:val="18"/>
                               </w:rPr>
-                              <w:t xml:space="preserve">ՀՀ </w:t>
+                              <w:t>ՀՀ դրամ</w:t>
                             </w:r>
-                            <w:proofErr w:type="spellStart"/>
-                            <w:r>
-                              <w:rPr>
-                                <w:rFonts w:ascii="Sylfaen" w:hAnsi="Sylfaen"/>
-                                <w:sz w:val="18"/>
-                                <w:szCs w:val="18"/>
-                              </w:rPr>
-                              <w:t>դրամ</w:t>
-                            </w:r>
-                            <w:proofErr w:type="spellEnd"/>
                           </w:p>
                         </w:txbxContent>
                       </wps:txbx>
@@ -2310,18 +2226,8 @@
                                 <w:sz w:val="18"/>
                                 <w:szCs w:val="18"/>
                               </w:rPr>
-                              <w:t xml:space="preserve">ՀՀ </w:t>
+                              <w:t>ՀՀ դրամ</w:t>
                             </w:r>
-                            <w:proofErr w:type="spellStart"/>
-                            <w:r>
-                              <w:rPr>
-                                <w:rFonts w:ascii="Sylfaen" w:hAnsi="Sylfaen"/>
-                                <w:sz w:val="18"/>
-                                <w:szCs w:val="18"/>
-                              </w:rPr>
-                              <w:t>դրամ</w:t>
-                            </w:r>
-                            <w:proofErr w:type="spellEnd"/>
                           </w:p>
                           <w:p>
                             <w:pPr>
@@ -2473,18 +2379,8 @@
                                 <w:sz w:val="18"/>
                                 <w:szCs w:val="18"/>
                               </w:rPr>
-                              <w:t xml:space="preserve">ՀՀ </w:t>
+                              <w:t>ՀՀ դրամ</w:t>
                             </w:r>
-                            <w:proofErr w:type="spellStart"/>
-                            <w:r>
-                              <w:rPr>
-                                <w:rFonts w:ascii="Sylfaen" w:hAnsi="Sylfaen"/>
-                                <w:sz w:val="18"/>
-                                <w:szCs w:val="18"/>
-                              </w:rPr>
-                              <w:t>դրամ</w:t>
-                            </w:r>
-                            <w:proofErr w:type="spellEnd"/>
                           </w:p>
                         </w:txbxContent>
                       </wps:txbx>
@@ -2563,7 +2459,6 @@
         </w:rPr>
         <w:t xml:space="preserve"> </w:t>
       </w:r>
-      <w:proofErr w:type="spellStart"/>
       <w:r>
         <w:rPr>
           <w:rFonts w:ascii="Sylfaen" w:hAnsi="Sylfaen"/>
@@ -2572,7 +2467,6 @@
         </w:rPr>
         <w:t>Վճարող</w:t>
       </w:r>
-      <w:proofErr w:type="spellEnd"/>
       <w:r>
         <w:rPr>
           <w:rFonts w:ascii="Sylfaen" w:hAnsi="Sylfaen"/>
@@ -2614,23 +2508,13 @@
         </w:rPr>
         <w:br/>
       </w:r>
-      <w:proofErr w:type="spellStart"/>
       <w:r>
         <w:rPr>
           <w:rFonts w:ascii="Sylfaen" w:hAnsi="Sylfaen"/>
           <w:sz w:val="20"/>
           <w:szCs w:val="20"/>
         </w:rPr>
-        <w:t>Պայմանագրի</w:t>
-      </w:r>
-      <w:proofErr w:type="spellEnd"/>
-      <w:r>
-        <w:rPr>
-          <w:rFonts w:ascii="Sylfaen" w:hAnsi="Sylfaen"/>
-          <w:sz w:val="20"/>
-          <w:szCs w:val="20"/>
-        </w:rPr>
-        <w:t xml:space="preserve"> N </w:t>
+        <w:t xml:space="preserve">Պայմանագրի N </w:t>
       </w:r>
       <w:r>
         <w:rPr>
@@ -2659,7 +2543,7 @@
           <w:iCs/>
           <w:lang w:val="en-GB"/>
         </w:rPr>
-        <w:t>order</w:t>
+        <w:t>num</w:t>
       </w:r>
       <w:r>
         <w:rPr>
@@ -2680,23 +2564,13 @@
         </w:rPr>
         <w:br/>
       </w:r>
-      <w:proofErr w:type="spellStart"/>
       <w:r>
         <w:rPr>
           <w:rFonts w:ascii="Sylfaen" w:hAnsi="Sylfaen"/>
           <w:sz w:val="20"/>
           <w:szCs w:val="20"/>
         </w:rPr>
-        <w:t>Նպատակ</w:t>
-      </w:r>
-      <w:proofErr w:type="spellEnd"/>
-      <w:r>
-        <w:rPr>
-          <w:rFonts w:ascii="Sylfaen" w:hAnsi="Sylfaen"/>
-          <w:sz w:val="20"/>
-          <w:szCs w:val="20"/>
-        </w:rPr>
-        <w:t xml:space="preserve"> </w:t>
+        <w:t xml:space="preserve">Նպատակ </w:t>
       </w:r>
       <w:r>
         <w:rPr>
@@ -2705,7 +2579,6 @@
         <w:br/>
         <w:t xml:space="preserve">  </w:t>
       </w:r>
-      <w:proofErr w:type="spellStart"/>
       <w:r>
         <w:rPr>
           <w:rFonts w:ascii="Sylfaen" w:hAnsi="Sylfaen"/>
@@ -2714,31 +2587,8 @@
           <w:i/>
           <w:iCs/>
         </w:rPr>
-        <w:t>Հերթական</w:t>
+        <w:t>Հերթական վճարում</w:t>
       </w:r>
-      <w:proofErr w:type="spellEnd"/>
-      <w:r>
-        <w:rPr>
-          <w:rFonts w:ascii="Sylfaen" w:hAnsi="Sylfaen"/>
-          <w:b/>
-          <w:bCs/>
-          <w:i/>
-          <w:iCs/>
-        </w:rPr>
-        <w:t xml:space="preserve"> </w:t>
-      </w:r>
-      <w:proofErr w:type="spellStart"/>
-      <w:r>
-        <w:rPr>
-          <w:rFonts w:ascii="Sylfaen" w:hAnsi="Sylfaen"/>
-          <w:b/>
-          <w:bCs/>
-          <w:i/>
-          <w:iCs/>
-        </w:rPr>
-        <w:t>վճարում</w:t>
-      </w:r>
-      <w:proofErr w:type="spellEnd"/>
       <w:r>
         <w:rPr>
           <w:rFonts w:ascii="Sylfaen" w:hAnsi="Sylfaen"/>
@@ -2755,7 +2605,6 @@
         </w:rPr>
         <w:br/>
       </w:r>
-      <w:proofErr w:type="spellStart"/>
       <w:r>
         <w:rPr>
           <w:rFonts w:ascii="Sylfaen" w:hAnsi="Sylfaen"/>
@@ -2764,7 +2613,6 @@
         </w:rPr>
         <w:t>Հիմք</w:t>
       </w:r>
-      <w:proofErr w:type="spellEnd"/>
       <w:r>
         <w:rPr>
           <w:rFonts w:ascii="Sylfaen" w:hAnsi="Sylfaen"/>
@@ -2772,7 +2620,6 @@
         <w:br/>
         <w:t xml:space="preserve">  </w:t>
       </w:r>
-      <w:proofErr w:type="spellStart"/>
       <w:r>
         <w:rPr>
           <w:rFonts w:ascii="Sylfaen" w:hAnsi="Sylfaen"/>
@@ -2781,18 +2628,7 @@
           <w:i/>
           <w:iCs/>
         </w:rPr>
-        <w:t>Հեռ</w:t>
-      </w:r>
-      <w:proofErr w:type="spellEnd"/>
-      <w:r>
-        <w:rPr>
-          <w:rFonts w:ascii="Sylfaen" w:hAnsi="Sylfaen"/>
-          <w:b/>
-          <w:bCs/>
-          <w:i/>
-          <w:iCs/>
-        </w:rPr>
-        <w:t>.</w:t>
+        <w:t>Հեռ.</w:t>
       </w:r>
       <w:r>
         <w:rPr>
@@ -2826,35 +2662,16 @@
           <w:szCs w:val="20"/>
         </w:rPr>
         <w:br/>
+        <w:t xml:space="preserve">Կատարող՝ </w:t>
       </w:r>
-      <w:proofErr w:type="spellStart"/>
       <w:r>
         <w:rPr>
           <w:rFonts w:ascii="Sylfaen" w:hAnsi="Sylfaen"/>
           <w:sz w:val="20"/>
           <w:szCs w:val="20"/>
         </w:rPr>
-        <w:t>Կատարող</w:t>
+        <w:t>՝ ${executor}</w:t>
       </w:r>
-      <w:proofErr w:type="spellEnd"/>
-      <w:r>
-        <w:rPr>
-          <w:rFonts w:ascii="Sylfaen" w:hAnsi="Sylfaen"/>
-          <w:sz w:val="20"/>
-          <w:szCs w:val="20"/>
-        </w:rPr>
-        <w:t xml:space="preserve">՝ </w:t>
-      </w:r>
-      <w:proofErr w:type="spellStart"/>
-      <w:r>
-        <w:rPr>
-          <w:rFonts w:ascii="Sylfaen" w:hAnsi="Sylfaen"/>
-          <w:sz w:val="20"/>
-          <w:szCs w:val="20"/>
-        </w:rPr>
-        <w:t>Սոնա</w:t>
-      </w:r>
-      <w:proofErr w:type="spellEnd"/>
       <w:r>
         <w:rPr>
           <w:rFonts w:ascii="Sylfaen" w:hAnsi="Sylfaen"/>
@@ -2863,41 +2680,13 @@
         </w:rPr>
         <w:t xml:space="preserve"> </w:t>
       </w:r>
-      <w:proofErr w:type="spellStart"/>
       <w:r>
         <w:rPr>
           <w:rFonts w:ascii="Sylfaen" w:hAnsi="Sylfaen"/>
           <w:sz w:val="20"/>
           <w:szCs w:val="20"/>
         </w:rPr>
-        <w:t>Մինասյան</w:t>
-      </w:r>
-      <w:proofErr w:type="spellEnd"/>
-      <w:r>
-        <w:rPr>
-          <w:rFonts w:ascii="Sylfaen" w:hAnsi="Sylfaen"/>
-          <w:sz w:val="20"/>
-          <w:szCs w:val="20"/>
-        </w:rPr>
-        <w:t xml:space="preserve">                    </w:t>
-      </w:r>
-      <w:proofErr w:type="spellStart"/>
-      <w:r>
-        <w:rPr>
-          <w:rFonts w:ascii="Sylfaen" w:hAnsi="Sylfaen"/>
-          <w:sz w:val="20"/>
-          <w:szCs w:val="20"/>
-        </w:rPr>
-        <w:t>Վճարող</w:t>
-      </w:r>
-      <w:proofErr w:type="spellEnd"/>
-      <w:r>
-        <w:rPr>
-          <w:rFonts w:ascii="Sylfaen" w:hAnsi="Sylfaen"/>
-          <w:sz w:val="20"/>
-          <w:szCs w:val="20"/>
-        </w:rPr>
-        <w:t xml:space="preserve">՝      ____________________                                        </w:t>
+        <w:t xml:space="preserve">Վճարող՝      ____________________                                        </w:t>
       </w:r>
       <w:r>
         <w:rPr>
@@ -2947,7 +2736,6 @@
         </w:rPr>
         <w:br/>
       </w:r>
-      <w:proofErr w:type="spellStart"/>
       <w:r>
         <w:rPr>
           <w:rFonts w:ascii="Sylfaen" w:hAnsi="Sylfaen"/>
@@ -2956,7 +2744,6 @@
         </w:rPr>
         <w:t>Վճարող</w:t>
       </w:r>
-      <w:proofErr w:type="spellEnd"/>
       <w:r>
         <w:rPr>
           <w:rFonts w:ascii="Sylfaen" w:hAnsi="Sylfaen"/>
@@ -2998,23 +2785,13 @@
         </w:rPr>
         <w:br/>
       </w:r>
-      <w:proofErr w:type="spellStart"/>
       <w:r>
         <w:rPr>
           <w:rFonts w:ascii="Sylfaen" w:hAnsi="Sylfaen"/>
           <w:sz w:val="20"/>
           <w:szCs w:val="20"/>
         </w:rPr>
-        <w:t>Պայմանագրի</w:t>
-      </w:r>
-      <w:proofErr w:type="spellEnd"/>
-      <w:r>
-        <w:rPr>
-          <w:rFonts w:ascii="Sylfaen" w:hAnsi="Sylfaen"/>
-          <w:sz w:val="20"/>
-          <w:szCs w:val="20"/>
-        </w:rPr>
-        <w:t xml:space="preserve"> N </w:t>
+        <w:t xml:space="preserve">Պայմանագրի N </w:t>
       </w:r>
       <w:r>
         <w:rPr>
@@ -3043,7 +2820,7 @@
           <w:iCs/>
           <w:lang w:val="en-GB"/>
         </w:rPr>
-        <w:t>order</w:t>
+        <w:t>num</w:t>
       </w:r>
       <w:r>
         <w:rPr>
@@ -3064,23 +2841,13 @@
         </w:rPr>
         <w:br/>
       </w:r>
-      <w:proofErr w:type="spellStart"/>
       <w:r>
         <w:rPr>
           <w:rFonts w:ascii="Sylfaen" w:hAnsi="Sylfaen"/>
           <w:sz w:val="20"/>
           <w:szCs w:val="20"/>
         </w:rPr>
-        <w:t>Նպատակ</w:t>
-      </w:r>
-      <w:proofErr w:type="spellEnd"/>
-      <w:r>
-        <w:rPr>
-          <w:rFonts w:ascii="Sylfaen" w:hAnsi="Sylfaen"/>
-          <w:sz w:val="20"/>
-          <w:szCs w:val="20"/>
-        </w:rPr>
-        <w:t xml:space="preserve"> </w:t>
+        <w:t xml:space="preserve">Նպատակ </w:t>
       </w:r>
       <w:r>
         <w:rPr>
@@ -3089,7 +2856,6 @@
         <w:br/>
         <w:t xml:space="preserve">  </w:t>
       </w:r>
-      <w:proofErr w:type="spellStart"/>
       <w:r>
         <w:rPr>
           <w:rFonts w:ascii="Sylfaen" w:hAnsi="Sylfaen"/>
@@ -3098,31 +2864,8 @@
           <w:i/>
           <w:iCs/>
         </w:rPr>
-        <w:t>Հերթական</w:t>
+        <w:t>Հերթական վճարում</w:t>
       </w:r>
-      <w:proofErr w:type="spellEnd"/>
-      <w:r>
-        <w:rPr>
-          <w:rFonts w:ascii="Sylfaen" w:hAnsi="Sylfaen"/>
-          <w:b/>
-          <w:bCs/>
-          <w:i/>
-          <w:iCs/>
-        </w:rPr>
-        <w:t xml:space="preserve"> </w:t>
-      </w:r>
-      <w:proofErr w:type="spellStart"/>
-      <w:r>
-        <w:rPr>
-          <w:rFonts w:ascii="Sylfaen" w:hAnsi="Sylfaen"/>
-          <w:b/>
-          <w:bCs/>
-          <w:i/>
-          <w:iCs/>
-        </w:rPr>
-        <w:t>վճարում</w:t>
-      </w:r>
-      <w:proofErr w:type="spellEnd"/>
       <w:r>
         <w:rPr>
           <w:rFonts w:ascii="Sylfaen" w:hAnsi="Sylfaen"/>
@@ -3139,7 +2882,6 @@
         </w:rPr>
         <w:br/>
       </w:r>
-      <w:proofErr w:type="spellStart"/>
       <w:r>
         <w:rPr>
           <w:rFonts w:ascii="Sylfaen" w:hAnsi="Sylfaen"/>
@@ -3148,7 +2890,6 @@
         </w:rPr>
         <w:t>Հիմք</w:t>
       </w:r>
-      <w:proofErr w:type="spellEnd"/>
       <w:r>
         <w:rPr>
           <w:rFonts w:ascii="Sylfaen" w:hAnsi="Sylfaen"/>
@@ -3156,7 +2897,6 @@
         <w:br/>
         <w:t xml:space="preserve">  </w:t>
       </w:r>
-      <w:proofErr w:type="spellStart"/>
       <w:r>
         <w:rPr>
           <w:rFonts w:ascii="Sylfaen" w:hAnsi="Sylfaen"/>
@@ -3165,18 +2905,7 @@
           <w:i/>
           <w:iCs/>
         </w:rPr>
-        <w:t>Հեռ</w:t>
-      </w:r>
-      <w:proofErr w:type="spellEnd"/>
-      <w:r>
-        <w:rPr>
-          <w:rFonts w:ascii="Sylfaen" w:hAnsi="Sylfaen"/>
-          <w:b/>
-          <w:bCs/>
-          <w:i/>
-          <w:iCs/>
-        </w:rPr>
-        <w:t>.</w:t>
+        <w:t>Հեռ.</w:t>
       </w:r>
       <w:r>
         <w:rPr>
@@ -3210,35 +2939,16 @@
           <w:szCs w:val="20"/>
         </w:rPr>
         <w:br/>
+        <w:t xml:space="preserve">Կատարող՝ </w:t>
       </w:r>
-      <w:proofErr w:type="spellStart"/>
       <w:r>
         <w:rPr>
           <w:rFonts w:ascii="Sylfaen" w:hAnsi="Sylfaen"/>
           <w:sz w:val="20"/>
           <w:szCs w:val="20"/>
         </w:rPr>
-        <w:t>Կատարող</w:t>
+        <w:t>՝ ${executor}</w:t>
       </w:r>
-      <w:proofErr w:type="spellEnd"/>
-      <w:r>
-        <w:rPr>
-          <w:rFonts w:ascii="Sylfaen" w:hAnsi="Sylfaen"/>
-          <w:sz w:val="20"/>
-          <w:szCs w:val="20"/>
-        </w:rPr>
-        <w:t xml:space="preserve">՝ </w:t>
-      </w:r>
-      <w:proofErr w:type="spellStart"/>
-      <w:r>
-        <w:rPr>
-          <w:rFonts w:ascii="Sylfaen" w:hAnsi="Sylfaen"/>
-          <w:sz w:val="20"/>
-          <w:szCs w:val="20"/>
-        </w:rPr>
-        <w:t>Սոնա</w:t>
-      </w:r>
-      <w:proofErr w:type="spellEnd"/>
       <w:r>
         <w:rPr>
           <w:rFonts w:ascii="Sylfaen" w:hAnsi="Sylfaen"/>
@@ -3247,41 +2957,13 @@
         </w:rPr>
         <w:t xml:space="preserve"> </w:t>
       </w:r>
-      <w:proofErr w:type="spellStart"/>
       <w:r>
         <w:rPr>
           <w:rFonts w:ascii="Sylfaen" w:hAnsi="Sylfaen"/>
           <w:sz w:val="20"/>
           <w:szCs w:val="20"/>
         </w:rPr>
-        <w:t>Մինասյան</w:t>
-      </w:r>
-      <w:proofErr w:type="spellEnd"/>
-      <w:r>
-        <w:rPr>
-          <w:rFonts w:ascii="Sylfaen" w:hAnsi="Sylfaen"/>
-          <w:sz w:val="20"/>
-          <w:szCs w:val="20"/>
-        </w:rPr>
-        <w:t xml:space="preserve">                    </w:t>
-      </w:r>
-      <w:proofErr w:type="spellStart"/>
-      <w:r>
-        <w:rPr>
-          <w:rFonts w:ascii="Sylfaen" w:hAnsi="Sylfaen"/>
-          <w:sz w:val="20"/>
-          <w:szCs w:val="20"/>
-        </w:rPr>
-        <w:t>Վճարող</w:t>
-      </w:r>
-      <w:proofErr w:type="spellEnd"/>
-      <w:r>
-        <w:rPr>
-          <w:rFonts w:ascii="Sylfaen" w:hAnsi="Sylfaen"/>
-          <w:sz w:val="20"/>
-          <w:szCs w:val="20"/>
-        </w:rPr>
-        <w:t xml:space="preserve">՝      ____________________                                        </w:t>
+        <w:t xml:space="preserve">Վճարող՝      ____________________                                        </w:t>
       </w:r>
     </w:p>
     <w:sectPr>

--- a/public/files/contract_order_in_cash_template.docx
+++ b/public/files/contract_order_in_cash_template.docx
@@ -356,13 +356,23 @@
                                   <w:szCs w:val="18"/>
                                 </w:rPr>
                               </w:pPr>
+                              <w:proofErr w:type="spellStart"/>
                               <w:r>
                                 <w:rPr>
                                   <w:rFonts w:ascii="Sylfaen" w:hAnsi="Sylfaen"/>
                                   <w:sz w:val="18"/>
                                   <w:szCs w:val="18"/>
                                 </w:rPr>
-                                <w:t xml:space="preserve">Ամսաթիվ՝ </w:t>
+                                <w:t>Ամսաթիվ</w:t>
+                              </w:r>
+                              <w:proofErr w:type="spellEnd"/>
+                              <w:r>
+                                <w:rPr>
+                                  <w:rFonts w:ascii="Sylfaen" w:hAnsi="Sylfaen"/>
+                                  <w:sz w:val="18"/>
+                                  <w:szCs w:val="18"/>
+                                </w:rPr>
+                                <w:t xml:space="preserve">՝ </w:t>
                               </w:r>
                               <w:r>
                                 <w:rPr>
@@ -551,6 +561,7 @@
                                     <w:szCs w:val="15"/>
                                   </w:rPr>
                                 </w:pPr>
+                                <w:proofErr w:type="spellStart"/>
                                 <w:r>
                                   <w:rPr>
                                     <w:rFonts w:ascii="Sylfaen" w:hAnsi="Sylfaen"/>
@@ -559,6 +570,7 @@
                                   </w:rPr>
                                   <w:t>գումար</w:t>
                                 </w:r>
+                                <w:proofErr w:type="spellEnd"/>
                               </w:p>
                             </w:txbxContent>
                           </wps:txbx>
@@ -597,14 +609,34 @@
                                     <w:szCs w:val="15"/>
                                   </w:rPr>
                                 </w:pPr>
+                                <w:proofErr w:type="spellStart"/>
                                 <w:r>
                                   <w:rPr>
                                     <w:rFonts w:ascii="Sylfaen" w:hAnsi="Sylfaen"/>
                                     <w:sz w:val="15"/>
                                     <w:szCs w:val="15"/>
                                   </w:rPr>
-                                  <w:t>գումարը բառերով</w:t>
+                                  <w:t>գումարը</w:t>
                                 </w:r>
+                                <w:proofErr w:type="spellEnd"/>
+                                <w:r>
+                                  <w:rPr>
+                                    <w:rFonts w:ascii="Sylfaen" w:hAnsi="Sylfaen"/>
+                                    <w:sz w:val="15"/>
+                                    <w:szCs w:val="15"/>
+                                  </w:rPr>
+                                  <w:t xml:space="preserve"> </w:t>
+                                </w:r>
+                                <w:proofErr w:type="spellStart"/>
+                                <w:r>
+                                  <w:rPr>
+                                    <w:rFonts w:ascii="Sylfaen" w:hAnsi="Sylfaen"/>
+                                    <w:sz w:val="15"/>
+                                    <w:szCs w:val="15"/>
+                                  </w:rPr>
+                                  <w:t>բառերով</w:t>
+                                </w:r>
+                                <w:proofErr w:type="spellEnd"/>
                               </w:p>
                             </w:txbxContent>
                           </wps:txbx>
@@ -1224,13 +1256,23 @@
                                   <w:szCs w:val="18"/>
                                 </w:rPr>
                               </w:pPr>
+                              <w:proofErr w:type="spellStart"/>
                               <w:r>
                                 <w:rPr>
                                   <w:rFonts w:ascii="Sylfaen" w:hAnsi="Sylfaen"/>
                                   <w:sz w:val="18"/>
                                   <w:szCs w:val="18"/>
                                 </w:rPr>
-                                <w:t xml:space="preserve">Ամսաթիվ՝ </w:t>
+                                <w:t>Ամսաթիվ</w:t>
+                              </w:r>
+                              <w:proofErr w:type="spellEnd"/>
+                              <w:r>
+                                <w:rPr>
+                                  <w:rFonts w:ascii="Sylfaen" w:hAnsi="Sylfaen"/>
+                                  <w:sz w:val="18"/>
+                                  <w:szCs w:val="18"/>
+                                </w:rPr>
+                                <w:t xml:space="preserve">՝ </w:t>
                               </w:r>
                               <w:r>
                                 <w:rPr>
@@ -1419,6 +1461,7 @@
                                     <w:szCs w:val="15"/>
                                   </w:rPr>
                                 </w:pPr>
+                                <w:proofErr w:type="spellStart"/>
                                 <w:r>
                                   <w:rPr>
                                     <w:rFonts w:ascii="Sylfaen" w:hAnsi="Sylfaen"/>
@@ -1427,6 +1470,7 @@
                                   </w:rPr>
                                   <w:t>գումար</w:t>
                                 </w:r>
+                                <w:proofErr w:type="spellEnd"/>
                               </w:p>
                             </w:txbxContent>
                           </wps:txbx>
@@ -1465,14 +1509,34 @@
                                     <w:szCs w:val="15"/>
                                   </w:rPr>
                                 </w:pPr>
+                                <w:proofErr w:type="spellStart"/>
                                 <w:r>
                                   <w:rPr>
                                     <w:rFonts w:ascii="Sylfaen" w:hAnsi="Sylfaen"/>
                                     <w:sz w:val="15"/>
                                     <w:szCs w:val="15"/>
                                   </w:rPr>
-                                  <w:t>գումարը բառերով</w:t>
+                                  <w:t>գումարը</w:t>
                                 </w:r>
+                                <w:proofErr w:type="spellEnd"/>
+                                <w:r>
+                                  <w:rPr>
+                                    <w:rFonts w:ascii="Sylfaen" w:hAnsi="Sylfaen"/>
+                                    <w:sz w:val="15"/>
+                                    <w:szCs w:val="15"/>
+                                  </w:rPr>
+                                  <w:t xml:space="preserve"> </w:t>
+                                </w:r>
+                                <w:proofErr w:type="spellStart"/>
+                                <w:r>
+                                  <w:rPr>
+                                    <w:rFonts w:ascii="Sylfaen" w:hAnsi="Sylfaen"/>
+                                    <w:sz w:val="15"/>
+                                    <w:szCs w:val="15"/>
+                                  </w:rPr>
+                                  <w:t>բառերով</w:t>
+                                </w:r>
+                                <w:proofErr w:type="spellEnd"/>
                               </w:p>
                             </w:txbxContent>
                           </wps:txbx>
@@ -1916,34 +1980,36 @@
                             <w:pPr>
                               <w:rPr>
                                 <w:rFonts w:ascii="Sylfaen" w:hAnsi="Sylfaen"/>
-                                <w:sz w:val="18"/>
-                                <w:szCs w:val="18"/>
+                                <w:sz w:val="16"/>
+                                <w:szCs w:val="16"/>
                               </w:rPr>
                             </w:pPr>
                             <w:r>
                               <w:rPr>
                                 <w:rFonts w:ascii="Sylfaen" w:hAnsi="Sylfaen"/>
-                                <w:sz w:val="18"/>
-                                <w:szCs w:val="18"/>
+                                <w:sz w:val="16"/>
+                                <w:szCs w:val="16"/>
                               </w:rPr>
-                              <w:t>${amount2_text}</w:t>
+                              <w:t xml:space="preserve">${amount2_text} </w:t>
                             </w:r>
                             <w:r>
                               <w:rPr>
                                 <w:rFonts w:ascii="Sylfaen" w:hAnsi="Sylfaen"/>
-                                <w:sz w:val="18"/>
-                                <w:szCs w:val="18"/>
+                                <w:sz w:val="16"/>
+                                <w:szCs w:val="16"/>
                               </w:rPr>
-                              <w:t xml:space="preserve"> </w:t>
+                              <w:t xml:space="preserve">ՀՀ </w:t>
                             </w:r>
+                            <w:proofErr w:type="spellStart"/>
                             <w:r>
                               <w:rPr>
                                 <w:rFonts w:ascii="Sylfaen" w:hAnsi="Sylfaen"/>
-                                <w:sz w:val="18"/>
-                                <w:szCs w:val="18"/>
+                                <w:sz w:val="16"/>
+                                <w:szCs w:val="16"/>
                               </w:rPr>
-                              <w:t>ՀՀ դրամ</w:t>
+                              <w:t>դրամ</w:t>
                             </w:r>
+                            <w:proofErr w:type="spellEnd"/>
                           </w:p>
                         </w:txbxContent>
                       </wps:txbx>
@@ -1971,31 +2037,23 @@
                       <w:pPr>
                         <w:rPr>
                           <w:rFonts w:ascii="Sylfaen" w:hAnsi="Sylfaen"/>
-                          <w:sz w:val="18"/>
-                          <w:szCs w:val="18"/>
+                          <w:sz w:val="16"/>
+                          <w:szCs w:val="16"/>
                         </w:rPr>
                       </w:pPr>
                       <w:r>
                         <w:rPr>
                           <w:rFonts w:ascii="Sylfaen" w:hAnsi="Sylfaen"/>
-                          <w:sz w:val="18"/>
-                          <w:szCs w:val="18"/>
+                          <w:sz w:val="16"/>
+                          <w:szCs w:val="16"/>
                         </w:rPr>
-                        <w:t>${amount2_text}</w:t>
+                        <w:t xml:space="preserve">${amount2_text} </w:t>
                       </w:r>
                       <w:r>
                         <w:rPr>
                           <w:rFonts w:ascii="Sylfaen" w:hAnsi="Sylfaen"/>
-                          <w:sz w:val="18"/>
-                          <w:szCs w:val="18"/>
-                        </w:rPr>
-                        <w:t xml:space="preserve"> </w:t>
-                      </w:r>
-                      <w:r>
-                        <w:rPr>
-                          <w:rFonts w:ascii="Sylfaen" w:hAnsi="Sylfaen"/>
-                          <w:sz w:val="18"/>
-                          <w:szCs w:val="18"/>
+                          <w:sz w:val="16"/>
+                          <w:szCs w:val="16"/>
                         </w:rPr>
                         <w:t xml:space="preserve">ՀՀ </w:t>
                       </w:r>
@@ -2003,8 +2061,8 @@
                       <w:r>
                         <w:rPr>
                           <w:rFonts w:ascii="Sylfaen" w:hAnsi="Sylfaen"/>
-                          <w:sz w:val="18"/>
-                          <w:szCs w:val="18"/>
+                          <w:sz w:val="16"/>
+                          <w:szCs w:val="16"/>
                         </w:rPr>
                         <w:t>դրամ</w:t>
                       </w:r>
@@ -2062,34 +2120,36 @@
                             <w:pPr>
                               <w:rPr>
                                 <w:rFonts w:ascii="Sylfaen" w:hAnsi="Sylfaen"/>
-                                <w:sz w:val="18"/>
-                                <w:szCs w:val="18"/>
+                                <w:sz w:val="16"/>
+                                <w:szCs w:val="16"/>
                               </w:rPr>
                             </w:pPr>
                             <w:r>
                               <w:rPr>
                                 <w:rFonts w:ascii="Sylfaen" w:hAnsi="Sylfaen"/>
-                                <w:sz w:val="18"/>
-                                <w:szCs w:val="18"/>
+                                <w:sz w:val="16"/>
+                                <w:szCs w:val="16"/>
                               </w:rPr>
-                              <w:t>${amount2}</w:t>
+                              <w:t xml:space="preserve">${amount2} </w:t>
                             </w:r>
                             <w:r>
                               <w:rPr>
                                 <w:rFonts w:ascii="Sylfaen" w:hAnsi="Sylfaen"/>
-                                <w:sz w:val="18"/>
-                                <w:szCs w:val="18"/>
+                                <w:sz w:val="16"/>
+                                <w:szCs w:val="16"/>
                               </w:rPr>
-                              <w:t xml:space="preserve"> </w:t>
+                              <w:t xml:space="preserve">ՀՀ </w:t>
                             </w:r>
+                            <w:proofErr w:type="spellStart"/>
                             <w:r>
                               <w:rPr>
                                 <w:rFonts w:ascii="Sylfaen" w:hAnsi="Sylfaen"/>
-                                <w:sz w:val="18"/>
-                                <w:szCs w:val="18"/>
+                                <w:sz w:val="16"/>
+                                <w:szCs w:val="16"/>
                               </w:rPr>
-                              <w:t>ՀՀ դրամ</w:t>
+                              <w:t>դրամ</w:t>
                             </w:r>
+                            <w:proofErr w:type="spellEnd"/>
                           </w:p>
                         </w:txbxContent>
                       </wps:txbx>
@@ -2117,31 +2177,23 @@
                       <w:pPr>
                         <w:rPr>
                           <w:rFonts w:ascii="Sylfaen" w:hAnsi="Sylfaen"/>
-                          <w:sz w:val="18"/>
-                          <w:szCs w:val="18"/>
+                          <w:sz w:val="16"/>
+                          <w:szCs w:val="16"/>
                         </w:rPr>
                       </w:pPr>
                       <w:r>
                         <w:rPr>
                           <w:rFonts w:ascii="Sylfaen" w:hAnsi="Sylfaen"/>
-                          <w:sz w:val="18"/>
-                          <w:szCs w:val="18"/>
+                          <w:sz w:val="16"/>
+                          <w:szCs w:val="16"/>
                         </w:rPr>
-                        <w:t>${amount2}</w:t>
+                        <w:t xml:space="preserve">${amount2} </w:t>
                       </w:r>
                       <w:r>
                         <w:rPr>
                           <w:rFonts w:ascii="Sylfaen" w:hAnsi="Sylfaen"/>
-                          <w:sz w:val="18"/>
-                          <w:szCs w:val="18"/>
-                        </w:rPr>
-                        <w:t xml:space="preserve"> </w:t>
-                      </w:r>
-                      <w:r>
-                        <w:rPr>
-                          <w:rFonts w:ascii="Sylfaen" w:hAnsi="Sylfaen"/>
-                          <w:sz w:val="18"/>
-                          <w:szCs w:val="18"/>
+                          <w:sz w:val="16"/>
+                          <w:szCs w:val="16"/>
                         </w:rPr>
                         <w:t xml:space="preserve">ՀՀ </w:t>
                       </w:r>
@@ -2149,8 +2201,8 @@
                       <w:r>
                         <w:rPr>
                           <w:rFonts w:ascii="Sylfaen" w:hAnsi="Sylfaen"/>
-                          <w:sz w:val="18"/>
-                          <w:szCs w:val="18"/>
+                          <w:sz w:val="16"/>
+                          <w:szCs w:val="16"/>
                         </w:rPr>
                         <w:t>դրամ</w:t>
                       </w:r>
@@ -2208,26 +2260,28 @@
                             <w:pPr>
                               <w:rPr>
                                 <w:rFonts w:ascii="Sylfaen" w:hAnsi="Sylfaen"/>
-                                <w:sz w:val="18"/>
-                                <w:szCs w:val="18"/>
+                                <w:sz w:val="16"/>
+                                <w:szCs w:val="16"/>
                               </w:rPr>
                             </w:pPr>
                             <w:r>
                               <w:rPr>
                                 <w:rFonts w:ascii="Sylfaen" w:hAnsi="Sylfaen"/>
-                                <w:sz w:val="18"/>
-                                <w:szCs w:val="18"/>
+                                <w:sz w:val="16"/>
+                                <w:szCs w:val="16"/>
                               </w:rPr>
-                              <w:t xml:space="preserve">${amount1} </w:t>
+                              <w:t xml:space="preserve">${amount1} ՀՀ </w:t>
                             </w:r>
+                            <w:proofErr w:type="spellStart"/>
                             <w:r>
                               <w:rPr>
                                 <w:rFonts w:ascii="Sylfaen" w:hAnsi="Sylfaen"/>
-                                <w:sz w:val="18"/>
-                                <w:szCs w:val="18"/>
+                                <w:sz w:val="16"/>
+                                <w:szCs w:val="16"/>
                               </w:rPr>
-                              <w:t>ՀՀ դրամ</w:t>
+                              <w:t>դրամ</w:t>
                             </w:r>
+                            <w:proofErr w:type="spellEnd"/>
                           </w:p>
                           <w:p>
                             <w:pPr>
@@ -2261,32 +2315,24 @@
                       <w:pPr>
                         <w:rPr>
                           <w:rFonts w:ascii="Sylfaen" w:hAnsi="Sylfaen"/>
-                          <w:sz w:val="18"/>
-                          <w:szCs w:val="18"/>
+                          <w:sz w:val="16"/>
+                          <w:szCs w:val="16"/>
                         </w:rPr>
                       </w:pPr>
                       <w:r>
                         <w:rPr>
                           <w:rFonts w:ascii="Sylfaen" w:hAnsi="Sylfaen"/>
-                          <w:sz w:val="18"/>
-                          <w:szCs w:val="18"/>
+                          <w:sz w:val="16"/>
+                          <w:szCs w:val="16"/>
                         </w:rPr>
-                        <w:t xml:space="preserve">${amount1} </w:t>
-                      </w:r>
-                      <w:r>
-                        <w:rPr>
-                          <w:rFonts w:ascii="Sylfaen" w:hAnsi="Sylfaen"/>
-                          <w:sz w:val="18"/>
-                          <w:szCs w:val="18"/>
-                        </w:rPr>
-                        <w:t xml:space="preserve">ՀՀ </w:t>
+                        <w:t xml:space="preserve">${amount1} ՀՀ </w:t>
                       </w:r>
                       <w:proofErr w:type="spellStart"/>
                       <w:r>
                         <w:rPr>
                           <w:rFonts w:ascii="Sylfaen" w:hAnsi="Sylfaen"/>
-                          <w:sz w:val="18"/>
-                          <w:szCs w:val="18"/>
+                          <w:sz w:val="16"/>
+                          <w:szCs w:val="16"/>
                         </w:rPr>
                         <w:t>դրամ</w:t>
                       </w:r>
@@ -2353,34 +2399,36 @@
                             <w:pPr>
                               <w:rPr>
                                 <w:rFonts w:ascii="Sylfaen" w:hAnsi="Sylfaen"/>
-                                <w:sz w:val="18"/>
-                                <w:szCs w:val="18"/>
+                                <w:sz w:val="16"/>
+                                <w:szCs w:val="16"/>
                               </w:rPr>
                             </w:pPr>
                             <w:r>
                               <w:rPr>
                                 <w:rFonts w:ascii="Sylfaen" w:hAnsi="Sylfaen"/>
-                                <w:sz w:val="18"/>
-                                <w:szCs w:val="18"/>
+                                <w:sz w:val="16"/>
+                                <w:szCs w:val="16"/>
                               </w:rPr>
-                              <w:t>${amount1_text}</w:t>
+                              <w:t xml:space="preserve">${amount1_text} </w:t>
                             </w:r>
                             <w:r>
                               <w:rPr>
                                 <w:rFonts w:ascii="Sylfaen" w:hAnsi="Sylfaen"/>
-                                <w:sz w:val="18"/>
-                                <w:szCs w:val="18"/>
+                                <w:sz w:val="16"/>
+                                <w:szCs w:val="16"/>
                               </w:rPr>
-                              <w:t xml:space="preserve"> </w:t>
+                              <w:t xml:space="preserve">ՀՀ </w:t>
                             </w:r>
+                            <w:proofErr w:type="spellStart"/>
                             <w:r>
                               <w:rPr>
                                 <w:rFonts w:ascii="Sylfaen" w:hAnsi="Sylfaen"/>
-                                <w:sz w:val="18"/>
-                                <w:szCs w:val="18"/>
+                                <w:sz w:val="16"/>
+                                <w:szCs w:val="16"/>
                               </w:rPr>
-                              <w:t>ՀՀ դրամ</w:t>
+                              <w:t>դրամ</w:t>
                             </w:r>
+                            <w:proofErr w:type="spellEnd"/>
                           </w:p>
                         </w:txbxContent>
                       </wps:txbx>
@@ -2405,31 +2453,23 @@
                       <w:pPr>
                         <w:rPr>
                           <w:rFonts w:ascii="Sylfaen" w:hAnsi="Sylfaen"/>
-                          <w:sz w:val="18"/>
-                          <w:szCs w:val="18"/>
+                          <w:sz w:val="16"/>
+                          <w:szCs w:val="16"/>
                         </w:rPr>
                       </w:pPr>
                       <w:r>
                         <w:rPr>
                           <w:rFonts w:ascii="Sylfaen" w:hAnsi="Sylfaen"/>
-                          <w:sz w:val="18"/>
-                          <w:szCs w:val="18"/>
+                          <w:sz w:val="16"/>
+                          <w:szCs w:val="16"/>
                         </w:rPr>
-                        <w:t>${amount1_text}</w:t>
+                        <w:t xml:space="preserve">${amount1_text} </w:t>
                       </w:r>
                       <w:r>
                         <w:rPr>
                           <w:rFonts w:ascii="Sylfaen" w:hAnsi="Sylfaen"/>
-                          <w:sz w:val="18"/>
-                          <w:szCs w:val="18"/>
-                        </w:rPr>
-                        <w:t xml:space="preserve"> </w:t>
-                      </w:r>
-                      <w:r>
-                        <w:rPr>
-                          <w:rFonts w:ascii="Sylfaen" w:hAnsi="Sylfaen"/>
-                          <w:sz w:val="18"/>
-                          <w:szCs w:val="18"/>
+                          <w:sz w:val="16"/>
+                          <w:szCs w:val="16"/>
                         </w:rPr>
                         <w:t xml:space="preserve">ՀՀ </w:t>
                       </w:r>
@@ -2437,8 +2477,8 @@
                       <w:r>
                         <w:rPr>
                           <w:rFonts w:ascii="Sylfaen" w:hAnsi="Sylfaen"/>
-                          <w:sz w:val="18"/>
-                          <w:szCs w:val="18"/>
+                          <w:sz w:val="16"/>
+                          <w:szCs w:val="16"/>
                         </w:rPr>
                         <w:t>դրամ</w:t>
                       </w:r>
@@ -2459,6 +2499,7 @@
         </w:rPr>
         <w:t xml:space="preserve"> </w:t>
       </w:r>
+      <w:proofErr w:type="spellStart"/>
       <w:r>
         <w:rPr>
           <w:rFonts w:ascii="Sylfaen" w:hAnsi="Sylfaen"/>
@@ -2467,6 +2508,7 @@
         </w:rPr>
         <w:t>Վճարող</w:t>
       </w:r>
+      <w:proofErr w:type="spellEnd"/>
       <w:r>
         <w:rPr>
           <w:rFonts w:ascii="Sylfaen" w:hAnsi="Sylfaen"/>
@@ -2508,13 +2550,23 @@
         </w:rPr>
         <w:br/>
       </w:r>
+      <w:proofErr w:type="spellStart"/>
       <w:r>
         <w:rPr>
           <w:rFonts w:ascii="Sylfaen" w:hAnsi="Sylfaen"/>
           <w:sz w:val="20"/>
           <w:szCs w:val="20"/>
         </w:rPr>
-        <w:t xml:space="preserve">Պայմանագրի N </w:t>
+        <w:t>Պայմանագրի</w:t>
+      </w:r>
+      <w:proofErr w:type="spellEnd"/>
+      <w:r>
+        <w:rPr>
+          <w:rFonts w:ascii="Sylfaen" w:hAnsi="Sylfaen"/>
+          <w:sz w:val="20"/>
+          <w:szCs w:val="20"/>
+        </w:rPr>
+        <w:t xml:space="preserve"> N </w:t>
       </w:r>
       <w:r>
         <w:rPr>
@@ -2534,6 +2586,7 @@
         </w:rPr>
         <w:t>${</w:t>
       </w:r>
+      <w:proofErr w:type="spellStart"/>
       <w:r>
         <w:rPr>
           <w:rFonts w:ascii="Sylfaen" w:hAnsi="Sylfaen"/>
@@ -2545,6 +2598,7 @@
         </w:rPr>
         <w:t>num</w:t>
       </w:r>
+      <w:proofErr w:type="spellEnd"/>
       <w:r>
         <w:rPr>
           <w:rFonts w:ascii="Sylfaen" w:hAnsi="Sylfaen"/>
@@ -2564,13 +2618,23 @@
         </w:rPr>
         <w:br/>
       </w:r>
+      <w:proofErr w:type="spellStart"/>
       <w:r>
         <w:rPr>
           <w:rFonts w:ascii="Sylfaen" w:hAnsi="Sylfaen"/>
           <w:sz w:val="20"/>
           <w:szCs w:val="20"/>
         </w:rPr>
-        <w:t xml:space="preserve">Նպատակ </w:t>
+        <w:t>Նպատակ</w:t>
+      </w:r>
+      <w:proofErr w:type="spellEnd"/>
+      <w:r>
+        <w:rPr>
+          <w:rFonts w:ascii="Sylfaen" w:hAnsi="Sylfaen"/>
+          <w:sz w:val="20"/>
+          <w:szCs w:val="20"/>
+        </w:rPr>
+        <w:t xml:space="preserve"> </w:t>
       </w:r>
       <w:r>
         <w:rPr>
@@ -2579,6 +2643,7 @@
         <w:br/>
         <w:t xml:space="preserve">  </w:t>
       </w:r>
+      <w:proofErr w:type="spellStart"/>
       <w:r>
         <w:rPr>
           <w:rFonts w:ascii="Sylfaen" w:hAnsi="Sylfaen"/>
@@ -2587,8 +2652,31 @@
           <w:i/>
           <w:iCs/>
         </w:rPr>
-        <w:t>Հերթական վճարում</w:t>
+        <w:t>Հերթական</w:t>
       </w:r>
+      <w:proofErr w:type="spellEnd"/>
+      <w:r>
+        <w:rPr>
+          <w:rFonts w:ascii="Sylfaen" w:hAnsi="Sylfaen"/>
+          <w:b/>
+          <w:bCs/>
+          <w:i/>
+          <w:iCs/>
+        </w:rPr>
+        <w:t xml:space="preserve"> </w:t>
+      </w:r>
+      <w:proofErr w:type="spellStart"/>
+      <w:r>
+        <w:rPr>
+          <w:rFonts w:ascii="Sylfaen" w:hAnsi="Sylfaen"/>
+          <w:b/>
+          <w:bCs/>
+          <w:i/>
+          <w:iCs/>
+        </w:rPr>
+        <w:t>վճարում</w:t>
+      </w:r>
+      <w:proofErr w:type="spellEnd"/>
       <w:r>
         <w:rPr>
           <w:rFonts w:ascii="Sylfaen" w:hAnsi="Sylfaen"/>
@@ -2605,6 +2693,7 @@
         </w:rPr>
         <w:br/>
       </w:r>
+      <w:proofErr w:type="spellStart"/>
       <w:r>
         <w:rPr>
           <w:rFonts w:ascii="Sylfaen" w:hAnsi="Sylfaen"/>
@@ -2613,6 +2702,7 @@
         </w:rPr>
         <w:t>Հիմք</w:t>
       </w:r>
+      <w:proofErr w:type="spellEnd"/>
       <w:r>
         <w:rPr>
           <w:rFonts w:ascii="Sylfaen" w:hAnsi="Sylfaen"/>
@@ -2620,6 +2710,7 @@
         <w:br/>
         <w:t xml:space="preserve">  </w:t>
       </w:r>
+      <w:proofErr w:type="spellStart"/>
       <w:r>
         <w:rPr>
           <w:rFonts w:ascii="Sylfaen" w:hAnsi="Sylfaen"/>
@@ -2628,7 +2719,18 @@
           <w:i/>
           <w:iCs/>
         </w:rPr>
-        <w:t>Հեռ.</w:t>
+        <w:t>Հեռ</w:t>
+      </w:r>
+      <w:proofErr w:type="spellEnd"/>
+      <w:r>
+        <w:rPr>
+          <w:rFonts w:ascii="Sylfaen" w:hAnsi="Sylfaen"/>
+          <w:b/>
+          <w:bCs/>
+          <w:i/>
+          <w:iCs/>
+        </w:rPr>
+        <w:t>.</w:t>
       </w:r>
       <w:r>
         <w:rPr>
@@ -2662,7 +2764,24 @@
           <w:szCs w:val="20"/>
         </w:rPr>
         <w:br/>
-        <w:t xml:space="preserve">Կատարող՝ </w:t>
+      </w:r>
+      <w:proofErr w:type="spellStart"/>
+      <w:r>
+        <w:rPr>
+          <w:rFonts w:ascii="Sylfaen" w:hAnsi="Sylfaen"/>
+          <w:sz w:val="20"/>
+          <w:szCs w:val="20"/>
+        </w:rPr>
+        <w:t>Կատարող</w:t>
+      </w:r>
+      <w:proofErr w:type="spellEnd"/>
+      <w:r>
+        <w:rPr>
+          <w:rFonts w:ascii="Sylfaen" w:hAnsi="Sylfaen"/>
+          <w:sz w:val="20"/>
+          <w:szCs w:val="20"/>
+        </w:rPr>
+        <w:t xml:space="preserve">՝ </w:t>
       </w:r>
       <w:r>
         <w:rPr>
@@ -2670,7 +2789,7 @@
           <w:sz w:val="20"/>
           <w:szCs w:val="20"/>
         </w:rPr>
-        <w:t>՝ ${executor}</w:t>
+        <w:t xml:space="preserve">՝ ${executor} </w:t>
       </w:r>
       <w:r>
         <w:rPr>
@@ -2680,13 +2799,23 @@
         </w:rPr>
         <w:t xml:space="preserve"> </w:t>
       </w:r>
+      <w:proofErr w:type="spellStart"/>
       <w:r>
         <w:rPr>
           <w:rFonts w:ascii="Sylfaen" w:hAnsi="Sylfaen"/>
           <w:sz w:val="20"/>
           <w:szCs w:val="20"/>
         </w:rPr>
-        <w:t xml:space="preserve">Վճարող՝      ____________________                                        </w:t>
+        <w:t>Վճարող</w:t>
+      </w:r>
+      <w:proofErr w:type="spellEnd"/>
+      <w:r>
+        <w:rPr>
+          <w:rFonts w:ascii="Sylfaen" w:hAnsi="Sylfaen"/>
+          <w:sz w:val="20"/>
+          <w:szCs w:val="20"/>
+        </w:rPr>
+        <w:t xml:space="preserve">՝      ____________________                                        </w:t>
       </w:r>
       <w:r>
         <w:rPr>
@@ -2736,6 +2865,7 @@
         </w:rPr>
         <w:br/>
       </w:r>
+      <w:proofErr w:type="spellStart"/>
       <w:r>
         <w:rPr>
           <w:rFonts w:ascii="Sylfaen" w:hAnsi="Sylfaen"/>
@@ -2744,6 +2874,7 @@
         </w:rPr>
         <w:t>Վճարող</w:t>
       </w:r>
+      <w:proofErr w:type="spellEnd"/>
       <w:r>
         <w:rPr>
           <w:rFonts w:ascii="Sylfaen" w:hAnsi="Sylfaen"/>
@@ -2785,13 +2916,23 @@
         </w:rPr>
         <w:br/>
       </w:r>
+      <w:proofErr w:type="spellStart"/>
       <w:r>
         <w:rPr>
           <w:rFonts w:ascii="Sylfaen" w:hAnsi="Sylfaen"/>
           <w:sz w:val="20"/>
           <w:szCs w:val="20"/>
         </w:rPr>
-        <w:t xml:space="preserve">Պայմանագրի N </w:t>
+        <w:t>Պայմանագրի</w:t>
+      </w:r>
+      <w:proofErr w:type="spellEnd"/>
+      <w:r>
+        <w:rPr>
+          <w:rFonts w:ascii="Sylfaen" w:hAnsi="Sylfaen"/>
+          <w:sz w:val="20"/>
+          <w:szCs w:val="20"/>
+        </w:rPr>
+        <w:t xml:space="preserve"> N </w:t>
       </w:r>
       <w:r>
         <w:rPr>
@@ -2811,6 +2952,7 @@
         </w:rPr>
         <w:t>${</w:t>
       </w:r>
+      <w:proofErr w:type="spellStart"/>
       <w:r>
         <w:rPr>
           <w:rFonts w:ascii="Sylfaen" w:hAnsi="Sylfaen"/>
@@ -2822,6 +2964,7 @@
         </w:rPr>
         <w:t>num</w:t>
       </w:r>
+      <w:proofErr w:type="spellEnd"/>
       <w:r>
         <w:rPr>
           <w:rFonts w:ascii="Sylfaen" w:hAnsi="Sylfaen"/>
@@ -2841,13 +2984,23 @@
         </w:rPr>
         <w:br/>
       </w:r>
+      <w:proofErr w:type="spellStart"/>
       <w:r>
         <w:rPr>
           <w:rFonts w:ascii="Sylfaen" w:hAnsi="Sylfaen"/>
           <w:sz w:val="20"/>
           <w:szCs w:val="20"/>
         </w:rPr>
-        <w:t xml:space="preserve">Նպատակ </w:t>
+        <w:t>Նպատակ</w:t>
+      </w:r>
+      <w:proofErr w:type="spellEnd"/>
+      <w:r>
+        <w:rPr>
+          <w:rFonts w:ascii="Sylfaen" w:hAnsi="Sylfaen"/>
+          <w:sz w:val="20"/>
+          <w:szCs w:val="20"/>
+        </w:rPr>
+        <w:t xml:space="preserve"> </w:t>
       </w:r>
       <w:r>
         <w:rPr>
@@ -2856,6 +3009,7 @@
         <w:br/>
         <w:t xml:space="preserve">  </w:t>
       </w:r>
+      <w:proofErr w:type="spellStart"/>
       <w:r>
         <w:rPr>
           <w:rFonts w:ascii="Sylfaen" w:hAnsi="Sylfaen"/>
@@ -2864,8 +3018,31 @@
           <w:i/>
           <w:iCs/>
         </w:rPr>
-        <w:t>Հերթական վճարում</w:t>
+        <w:t>Հերթական</w:t>
       </w:r>
+      <w:proofErr w:type="spellEnd"/>
+      <w:r>
+        <w:rPr>
+          <w:rFonts w:ascii="Sylfaen" w:hAnsi="Sylfaen"/>
+          <w:b/>
+          <w:bCs/>
+          <w:i/>
+          <w:iCs/>
+        </w:rPr>
+        <w:t xml:space="preserve"> </w:t>
+      </w:r>
+      <w:proofErr w:type="spellStart"/>
+      <w:r>
+        <w:rPr>
+          <w:rFonts w:ascii="Sylfaen" w:hAnsi="Sylfaen"/>
+          <w:b/>
+          <w:bCs/>
+          <w:i/>
+          <w:iCs/>
+        </w:rPr>
+        <w:t>վճարում</w:t>
+      </w:r>
+      <w:proofErr w:type="spellEnd"/>
       <w:r>
         <w:rPr>
           <w:rFonts w:ascii="Sylfaen" w:hAnsi="Sylfaen"/>
@@ -2882,6 +3059,7 @@
         </w:rPr>
         <w:br/>
       </w:r>
+      <w:proofErr w:type="spellStart"/>
       <w:r>
         <w:rPr>
           <w:rFonts w:ascii="Sylfaen" w:hAnsi="Sylfaen"/>
@@ -2890,6 +3068,7 @@
         </w:rPr>
         <w:t>Հիմք</w:t>
       </w:r>
+      <w:proofErr w:type="spellEnd"/>
       <w:r>
         <w:rPr>
           <w:rFonts w:ascii="Sylfaen" w:hAnsi="Sylfaen"/>
@@ -2897,6 +3076,7 @@
         <w:br/>
         <w:t xml:space="preserve">  </w:t>
       </w:r>
+      <w:proofErr w:type="spellStart"/>
       <w:r>
         <w:rPr>
           <w:rFonts w:ascii="Sylfaen" w:hAnsi="Sylfaen"/>
@@ -2905,7 +3085,18 @@
           <w:i/>
           <w:iCs/>
         </w:rPr>
-        <w:t>Հեռ.</w:t>
+        <w:t>Հեռ</w:t>
+      </w:r>
+      <w:proofErr w:type="spellEnd"/>
+      <w:r>
+        <w:rPr>
+          <w:rFonts w:ascii="Sylfaen" w:hAnsi="Sylfaen"/>
+          <w:b/>
+          <w:bCs/>
+          <w:i/>
+          <w:iCs/>
+        </w:rPr>
+        <w:t>.</w:t>
       </w:r>
       <w:r>
         <w:rPr>
@@ -2939,7 +3130,24 @@
           <w:szCs w:val="20"/>
         </w:rPr>
         <w:br/>
-        <w:t xml:space="preserve">Կատարող՝ </w:t>
+      </w:r>
+      <w:proofErr w:type="spellStart"/>
+      <w:r>
+        <w:rPr>
+          <w:rFonts w:ascii="Sylfaen" w:hAnsi="Sylfaen"/>
+          <w:sz w:val="20"/>
+          <w:szCs w:val="20"/>
+        </w:rPr>
+        <w:t>Կատարող</w:t>
+      </w:r>
+      <w:proofErr w:type="spellEnd"/>
+      <w:r>
+        <w:rPr>
+          <w:rFonts w:ascii="Sylfaen" w:hAnsi="Sylfaen"/>
+          <w:sz w:val="20"/>
+          <w:szCs w:val="20"/>
+        </w:rPr>
+        <w:t xml:space="preserve">՝ </w:t>
       </w:r>
       <w:r>
         <w:rPr>
@@ -2947,7 +3155,7 @@
           <w:sz w:val="20"/>
           <w:szCs w:val="20"/>
         </w:rPr>
-        <w:t>՝ ${executor}</w:t>
+        <w:t xml:space="preserve">՝ ${executor} </w:t>
       </w:r>
       <w:r>
         <w:rPr>
@@ -2957,13 +3165,23 @@
         </w:rPr>
         <w:t xml:space="preserve"> </w:t>
       </w:r>
+      <w:proofErr w:type="spellStart"/>
       <w:r>
         <w:rPr>
           <w:rFonts w:ascii="Sylfaen" w:hAnsi="Sylfaen"/>
           <w:sz w:val="20"/>
           <w:szCs w:val="20"/>
         </w:rPr>
-        <w:t xml:space="preserve">Վճարող՝      ____________________                                        </w:t>
+        <w:t>Վճարող</w:t>
+      </w:r>
+      <w:proofErr w:type="spellEnd"/>
+      <w:r>
+        <w:rPr>
+          <w:rFonts w:ascii="Sylfaen" w:hAnsi="Sylfaen"/>
+          <w:sz w:val="20"/>
+          <w:szCs w:val="20"/>
+        </w:rPr>
+        <w:t xml:space="preserve">՝      ____________________                                        </w:t>
       </w:r>
     </w:p>
     <w:sectPr>

--- a/public/files/contract_order_in_cash_template.docx
+++ b/public/files/contract_order_in_cash_template.docx
@@ -356,23 +356,13 @@
                                   <w:szCs w:val="18"/>
                                 </w:rPr>
                               </w:pPr>
-                              <w:proofErr w:type="spellStart"/>
                               <w:r>
                                 <w:rPr>
                                   <w:rFonts w:ascii="Sylfaen" w:hAnsi="Sylfaen"/>
                                   <w:sz w:val="18"/>
                                   <w:szCs w:val="18"/>
                                 </w:rPr>
-                                <w:t>Ամսաթիվ</w:t>
-                              </w:r>
-                              <w:proofErr w:type="spellEnd"/>
-                              <w:r>
-                                <w:rPr>
-                                  <w:rFonts w:ascii="Sylfaen" w:hAnsi="Sylfaen"/>
-                                  <w:sz w:val="18"/>
-                                  <w:szCs w:val="18"/>
-                                </w:rPr>
-                                <w:t xml:space="preserve">՝ </w:t>
+                                <w:t xml:space="preserve">Ամսաթիվ՝ </w:t>
                               </w:r>
                               <w:r>
                                 <w:rPr>
@@ -561,7 +551,6 @@
                                     <w:szCs w:val="15"/>
                                   </w:rPr>
                                 </w:pPr>
-                                <w:proofErr w:type="spellStart"/>
                                 <w:r>
                                   <w:rPr>
                                     <w:rFonts w:ascii="Sylfaen" w:hAnsi="Sylfaen"/>
@@ -570,7 +559,6 @@
                                   </w:rPr>
                                   <w:t>գումար</w:t>
                                 </w:r>
-                                <w:proofErr w:type="spellEnd"/>
                               </w:p>
                             </w:txbxContent>
                           </wps:txbx>
@@ -609,34 +597,14 @@
                                     <w:szCs w:val="15"/>
                                   </w:rPr>
                                 </w:pPr>
-                                <w:proofErr w:type="spellStart"/>
                                 <w:r>
                                   <w:rPr>
                                     <w:rFonts w:ascii="Sylfaen" w:hAnsi="Sylfaen"/>
                                     <w:sz w:val="15"/>
                                     <w:szCs w:val="15"/>
                                   </w:rPr>
-                                  <w:t>գումարը</w:t>
+                                  <w:t>գումարը բառերով</w:t>
                                 </w:r>
-                                <w:proofErr w:type="spellEnd"/>
-                                <w:r>
-                                  <w:rPr>
-                                    <w:rFonts w:ascii="Sylfaen" w:hAnsi="Sylfaen"/>
-                                    <w:sz w:val="15"/>
-                                    <w:szCs w:val="15"/>
-                                  </w:rPr>
-                                  <w:t xml:space="preserve"> </w:t>
-                                </w:r>
-                                <w:proofErr w:type="spellStart"/>
-                                <w:r>
-                                  <w:rPr>
-                                    <w:rFonts w:ascii="Sylfaen" w:hAnsi="Sylfaen"/>
-                                    <w:sz w:val="15"/>
-                                    <w:szCs w:val="15"/>
-                                  </w:rPr>
-                                  <w:t>բառերով</w:t>
-                                </w:r>
-                                <w:proofErr w:type="spellEnd"/>
                               </w:p>
                             </w:txbxContent>
                           </wps:txbx>
@@ -767,23 +735,13 @@
                             <w:szCs w:val="18"/>
                           </w:rPr>
                         </w:pPr>
-                        <w:proofErr w:type="spellStart"/>
                         <w:r>
                           <w:rPr>
                             <w:rFonts w:ascii="Sylfaen" w:hAnsi="Sylfaen"/>
                             <w:sz w:val="18"/>
                             <w:szCs w:val="18"/>
                           </w:rPr>
-                          <w:t>Ամսաթիվ</w:t>
-                        </w:r>
-                        <w:proofErr w:type="spellEnd"/>
-                        <w:r>
-                          <w:rPr>
-                            <w:rFonts w:ascii="Sylfaen" w:hAnsi="Sylfaen"/>
-                            <w:sz w:val="18"/>
-                            <w:szCs w:val="18"/>
-                          </w:rPr>
-                          <w:t xml:space="preserve">՝ </w:t>
+                          <w:t xml:space="preserve">Ամսաթիվ՝ </w:t>
                         </w:r>
                         <w:r>
                           <w:rPr>
@@ -848,7 +806,6 @@
                               <w:szCs w:val="15"/>
                             </w:rPr>
                           </w:pPr>
-                          <w:proofErr w:type="spellStart"/>
                           <w:r>
                             <w:rPr>
                               <w:rFonts w:ascii="Sylfaen" w:hAnsi="Sylfaen"/>
@@ -857,7 +814,6 @@
                             </w:rPr>
                             <w:t>գումար</w:t>
                           </w:r>
-                          <w:proofErr w:type="spellEnd"/>
                         </w:p>
                       </w:txbxContent>
                     </v:textbox>
@@ -873,34 +829,14 @@
                               <w:szCs w:val="15"/>
                             </w:rPr>
                           </w:pPr>
-                          <w:proofErr w:type="spellStart"/>
                           <w:r>
                             <w:rPr>
                               <w:rFonts w:ascii="Sylfaen" w:hAnsi="Sylfaen"/>
                               <w:sz w:val="15"/>
                               <w:szCs w:val="15"/>
                             </w:rPr>
-                            <w:t>գումարը</w:t>
+                            <w:t>գումարը բառերով</w:t>
                           </w:r>
-                          <w:proofErr w:type="spellEnd"/>
-                          <w:r>
-                            <w:rPr>
-                              <w:rFonts w:ascii="Sylfaen" w:hAnsi="Sylfaen"/>
-                              <w:sz w:val="15"/>
-                              <w:szCs w:val="15"/>
-                            </w:rPr>
-                            <w:t xml:space="preserve"> </w:t>
-                          </w:r>
-                          <w:proofErr w:type="spellStart"/>
-                          <w:r>
-                            <w:rPr>
-                              <w:rFonts w:ascii="Sylfaen" w:hAnsi="Sylfaen"/>
-                              <w:sz w:val="15"/>
-                              <w:szCs w:val="15"/>
-                            </w:rPr>
-                            <w:t>բառերով</w:t>
-                          </w:r>
-                          <w:proofErr w:type="spellEnd"/>
                         </w:p>
                       </w:txbxContent>
                     </v:textbox>
@@ -1256,23 +1192,13 @@
                                   <w:szCs w:val="18"/>
                                 </w:rPr>
                               </w:pPr>
-                              <w:proofErr w:type="spellStart"/>
                               <w:r>
                                 <w:rPr>
                                   <w:rFonts w:ascii="Sylfaen" w:hAnsi="Sylfaen"/>
                                   <w:sz w:val="18"/>
                                   <w:szCs w:val="18"/>
                                 </w:rPr>
-                                <w:t>Ամսաթիվ</w:t>
-                              </w:r>
-                              <w:proofErr w:type="spellEnd"/>
-                              <w:r>
-                                <w:rPr>
-                                  <w:rFonts w:ascii="Sylfaen" w:hAnsi="Sylfaen"/>
-                                  <w:sz w:val="18"/>
-                                  <w:szCs w:val="18"/>
-                                </w:rPr>
-                                <w:t xml:space="preserve">՝ </w:t>
+                                <w:t xml:space="preserve">Ամսաթիվ՝ </w:t>
                               </w:r>
                               <w:r>
                                 <w:rPr>
@@ -1461,7 +1387,6 @@
                                     <w:szCs w:val="15"/>
                                   </w:rPr>
                                 </w:pPr>
-                                <w:proofErr w:type="spellStart"/>
                                 <w:r>
                                   <w:rPr>
                                     <w:rFonts w:ascii="Sylfaen" w:hAnsi="Sylfaen"/>
@@ -1470,7 +1395,6 @@
                                   </w:rPr>
                                   <w:t>գումար</w:t>
                                 </w:r>
-                                <w:proofErr w:type="spellEnd"/>
                               </w:p>
                             </w:txbxContent>
                           </wps:txbx>
@@ -1509,34 +1433,14 @@
                                     <w:szCs w:val="15"/>
                                   </w:rPr>
                                 </w:pPr>
-                                <w:proofErr w:type="spellStart"/>
                                 <w:r>
                                   <w:rPr>
                                     <w:rFonts w:ascii="Sylfaen" w:hAnsi="Sylfaen"/>
                                     <w:sz w:val="15"/>
                                     <w:szCs w:val="15"/>
                                   </w:rPr>
-                                  <w:t>գումարը</w:t>
+                                  <w:t>գումարը բառերով</w:t>
                                 </w:r>
-                                <w:proofErr w:type="spellEnd"/>
-                                <w:r>
-                                  <w:rPr>
-                                    <w:rFonts w:ascii="Sylfaen" w:hAnsi="Sylfaen"/>
-                                    <w:sz w:val="15"/>
-                                    <w:szCs w:val="15"/>
-                                  </w:rPr>
-                                  <w:t xml:space="preserve"> </w:t>
-                                </w:r>
-                                <w:proofErr w:type="spellStart"/>
-                                <w:r>
-                                  <w:rPr>
-                                    <w:rFonts w:ascii="Sylfaen" w:hAnsi="Sylfaen"/>
-                                    <w:sz w:val="15"/>
-                                    <w:szCs w:val="15"/>
-                                  </w:rPr>
-                                  <w:t>բառերով</w:t>
-                                </w:r>
-                                <w:proofErr w:type="spellEnd"/>
                               </w:p>
                             </w:txbxContent>
                           </wps:txbx>
@@ -1663,23 +1567,13 @@
                             <w:szCs w:val="18"/>
                           </w:rPr>
                         </w:pPr>
-                        <w:proofErr w:type="spellStart"/>
                         <w:r>
                           <w:rPr>
                             <w:rFonts w:ascii="Sylfaen" w:hAnsi="Sylfaen"/>
                             <w:sz w:val="18"/>
                             <w:szCs w:val="18"/>
                           </w:rPr>
-                          <w:t>Ամսաթիվ</w:t>
-                        </w:r>
-                        <w:proofErr w:type="spellEnd"/>
-                        <w:r>
-                          <w:rPr>
-                            <w:rFonts w:ascii="Sylfaen" w:hAnsi="Sylfaen"/>
-                            <w:sz w:val="18"/>
-                            <w:szCs w:val="18"/>
-                          </w:rPr>
-                          <w:t xml:space="preserve">՝ </w:t>
+                          <w:t xml:space="preserve">Ամսաթիվ՝ </w:t>
                         </w:r>
                         <w:r>
                           <w:rPr>
@@ -1744,7 +1638,6 @@
                               <w:szCs w:val="15"/>
                             </w:rPr>
                           </w:pPr>
-                          <w:proofErr w:type="spellStart"/>
                           <w:r>
                             <w:rPr>
                               <w:rFonts w:ascii="Sylfaen" w:hAnsi="Sylfaen"/>
@@ -1753,7 +1646,6 @@
                             </w:rPr>
                             <w:t>գումար</w:t>
                           </w:r>
-                          <w:proofErr w:type="spellEnd"/>
                         </w:p>
                       </w:txbxContent>
                     </v:textbox>
@@ -1769,34 +1661,14 @@
                               <w:szCs w:val="15"/>
                             </w:rPr>
                           </w:pPr>
-                          <w:proofErr w:type="spellStart"/>
                           <w:r>
                             <w:rPr>
                               <w:rFonts w:ascii="Sylfaen" w:hAnsi="Sylfaen"/>
                               <w:sz w:val="15"/>
                               <w:szCs w:val="15"/>
                             </w:rPr>
-                            <w:t>գումարը</w:t>
+                            <w:t>գումարը բառերով</w:t>
                           </w:r>
-                          <w:proofErr w:type="spellEnd"/>
-                          <w:r>
-                            <w:rPr>
-                              <w:rFonts w:ascii="Sylfaen" w:hAnsi="Sylfaen"/>
-                              <w:sz w:val="15"/>
-                              <w:szCs w:val="15"/>
-                            </w:rPr>
-                            <w:t xml:space="preserve"> </w:t>
-                          </w:r>
-                          <w:proofErr w:type="spellStart"/>
-                          <w:r>
-                            <w:rPr>
-                              <w:rFonts w:ascii="Sylfaen" w:hAnsi="Sylfaen"/>
-                              <w:sz w:val="15"/>
-                              <w:szCs w:val="15"/>
-                            </w:rPr>
-                            <w:t>բառերով</w:t>
-                          </w:r>
-                          <w:proofErr w:type="spellEnd"/>
                         </w:p>
                       </w:txbxContent>
                     </v:textbox>
@@ -1998,18 +1870,8 @@
                                 <w:sz w:val="16"/>
                                 <w:szCs w:val="16"/>
                               </w:rPr>
-                              <w:t xml:space="preserve">ՀՀ </w:t>
+                              <w:t>ՀՀ դրամ</w:t>
                             </w:r>
-                            <w:proofErr w:type="spellStart"/>
-                            <w:r>
-                              <w:rPr>
-                                <w:rFonts w:ascii="Sylfaen" w:hAnsi="Sylfaen"/>
-                                <w:sz w:val="16"/>
-                                <w:szCs w:val="16"/>
-                              </w:rPr>
-                              <w:t>դրամ</w:t>
-                            </w:r>
-                            <w:proofErr w:type="spellEnd"/>
                           </w:p>
                         </w:txbxContent>
                       </wps:txbx>
@@ -2055,18 +1917,8 @@
                           <w:sz w:val="16"/>
                           <w:szCs w:val="16"/>
                         </w:rPr>
-                        <w:t xml:space="preserve">ՀՀ </w:t>
+                        <w:t>ՀՀ դրամ</w:t>
                       </w:r>
-                      <w:proofErr w:type="spellStart"/>
-                      <w:r>
-                        <w:rPr>
-                          <w:rFonts w:ascii="Sylfaen" w:hAnsi="Sylfaen"/>
-                          <w:sz w:val="16"/>
-                          <w:szCs w:val="16"/>
-                        </w:rPr>
-                        <w:t>դրամ</w:t>
-                      </w:r>
-                      <w:proofErr w:type="spellEnd"/>
                     </w:p>
                   </w:txbxContent>
                 </v:textbox>
@@ -2138,18 +1990,8 @@
                                 <w:sz w:val="16"/>
                                 <w:szCs w:val="16"/>
                               </w:rPr>
-                              <w:t xml:space="preserve">ՀՀ </w:t>
+                              <w:t>ՀՀ դրամ</w:t>
                             </w:r>
-                            <w:proofErr w:type="spellStart"/>
-                            <w:r>
-                              <w:rPr>
-                                <w:rFonts w:ascii="Sylfaen" w:hAnsi="Sylfaen"/>
-                                <w:sz w:val="16"/>
-                                <w:szCs w:val="16"/>
-                              </w:rPr>
-                              <w:t>դրամ</w:t>
-                            </w:r>
-                            <w:proofErr w:type="spellEnd"/>
                           </w:p>
                         </w:txbxContent>
                       </wps:txbx>
@@ -2195,18 +2037,8 @@
                           <w:sz w:val="16"/>
                           <w:szCs w:val="16"/>
                         </w:rPr>
-                        <w:t xml:space="preserve">ՀՀ </w:t>
+                        <w:t>ՀՀ դրամ</w:t>
                       </w:r>
-                      <w:proofErr w:type="spellStart"/>
-                      <w:r>
-                        <w:rPr>
-                          <w:rFonts w:ascii="Sylfaen" w:hAnsi="Sylfaen"/>
-                          <w:sz w:val="16"/>
-                          <w:szCs w:val="16"/>
-                        </w:rPr>
-                        <w:t>դրամ</w:t>
-                      </w:r>
-                      <w:proofErr w:type="spellEnd"/>
                     </w:p>
                   </w:txbxContent>
                 </v:textbox>
@@ -2270,18 +2102,8 @@
                                 <w:sz w:val="16"/>
                                 <w:szCs w:val="16"/>
                               </w:rPr>
-                              <w:t xml:space="preserve">${amount1} ՀՀ </w:t>
+                              <w:t>${amount1} ՀՀ դրամ</w:t>
                             </w:r>
-                            <w:proofErr w:type="spellStart"/>
-                            <w:r>
-                              <w:rPr>
-                                <w:rFonts w:ascii="Sylfaen" w:hAnsi="Sylfaen"/>
-                                <w:sz w:val="16"/>
-                                <w:szCs w:val="16"/>
-                              </w:rPr>
-                              <w:t>դրամ</w:t>
-                            </w:r>
-                            <w:proofErr w:type="spellEnd"/>
                           </w:p>
                           <w:p>
                             <w:pPr>
@@ -2325,18 +2147,8 @@
                           <w:sz w:val="16"/>
                           <w:szCs w:val="16"/>
                         </w:rPr>
-                        <w:t xml:space="preserve">${amount1} ՀՀ </w:t>
+                        <w:t>${amount1} ՀՀ դրամ</w:t>
                       </w:r>
-                      <w:proofErr w:type="spellStart"/>
-                      <w:r>
-                        <w:rPr>
-                          <w:rFonts w:ascii="Sylfaen" w:hAnsi="Sylfaen"/>
-                          <w:sz w:val="16"/>
-                          <w:szCs w:val="16"/>
-                        </w:rPr>
-                        <w:t>դրամ</w:t>
-                      </w:r>
-                      <w:proofErr w:type="spellEnd"/>
                     </w:p>
                     <w:p>
                       <w:pPr>
@@ -2417,18 +2229,8 @@
                                 <w:sz w:val="16"/>
                                 <w:szCs w:val="16"/>
                               </w:rPr>
-                              <w:t xml:space="preserve">ՀՀ </w:t>
+                              <w:t>ՀՀ դրամ</w:t>
                             </w:r>
-                            <w:proofErr w:type="spellStart"/>
-                            <w:r>
-                              <w:rPr>
-                                <w:rFonts w:ascii="Sylfaen" w:hAnsi="Sylfaen"/>
-                                <w:sz w:val="16"/>
-                                <w:szCs w:val="16"/>
-                              </w:rPr>
-                              <w:t>դրամ</w:t>
-                            </w:r>
-                            <w:proofErr w:type="spellEnd"/>
                           </w:p>
                         </w:txbxContent>
                       </wps:txbx>
@@ -2471,18 +2273,8 @@
                           <w:sz w:val="16"/>
                           <w:szCs w:val="16"/>
                         </w:rPr>
-                        <w:t xml:space="preserve">ՀՀ </w:t>
+                        <w:t>ՀՀ դրամ</w:t>
                       </w:r>
-                      <w:proofErr w:type="spellStart"/>
-                      <w:r>
-                        <w:rPr>
-                          <w:rFonts w:ascii="Sylfaen" w:hAnsi="Sylfaen"/>
-                          <w:sz w:val="16"/>
-                          <w:szCs w:val="16"/>
-                        </w:rPr>
-                        <w:t>դրամ</w:t>
-                      </w:r>
-                      <w:proofErr w:type="spellEnd"/>
                     </w:p>
                   </w:txbxContent>
                 </v:textbox>
@@ -2499,7 +2291,6 @@
         </w:rPr>
         <w:t xml:space="preserve"> </w:t>
       </w:r>
-      <w:proofErr w:type="spellStart"/>
       <w:r>
         <w:rPr>
           <w:rFonts w:ascii="Sylfaen" w:hAnsi="Sylfaen"/>
@@ -2508,7 +2299,6 @@
         </w:rPr>
         <w:t>Վճարող</w:t>
       </w:r>
-      <w:proofErr w:type="spellEnd"/>
       <w:r>
         <w:rPr>
           <w:rFonts w:ascii="Sylfaen" w:hAnsi="Sylfaen"/>
@@ -2550,23 +2340,13 @@
         </w:rPr>
         <w:br/>
       </w:r>
-      <w:proofErr w:type="spellStart"/>
       <w:r>
         <w:rPr>
           <w:rFonts w:ascii="Sylfaen" w:hAnsi="Sylfaen"/>
           <w:sz w:val="20"/>
           <w:szCs w:val="20"/>
         </w:rPr>
-        <w:t>Պայմանագրի</w:t>
-      </w:r>
-      <w:proofErr w:type="spellEnd"/>
-      <w:r>
-        <w:rPr>
-          <w:rFonts w:ascii="Sylfaen" w:hAnsi="Sylfaen"/>
-          <w:sz w:val="20"/>
-          <w:szCs w:val="20"/>
-        </w:rPr>
-        <w:t xml:space="preserve"> N </w:t>
+        <w:t xml:space="preserve">Պայմանագրի N </w:t>
       </w:r>
       <w:r>
         <w:rPr>
@@ -2586,7 +2366,6 @@
         </w:rPr>
         <w:t>${</w:t>
       </w:r>
-      <w:proofErr w:type="spellStart"/>
       <w:r>
         <w:rPr>
           <w:rFonts w:ascii="Sylfaen" w:hAnsi="Sylfaen"/>
@@ -2598,7 +2377,6 @@
         </w:rPr>
         <w:t>num</w:t>
       </w:r>
-      <w:proofErr w:type="spellEnd"/>
       <w:r>
         <w:rPr>
           <w:rFonts w:ascii="Sylfaen" w:hAnsi="Sylfaen"/>
@@ -2618,23 +2396,13 @@
         </w:rPr>
         <w:br/>
       </w:r>
-      <w:proofErr w:type="spellStart"/>
       <w:r>
         <w:rPr>
           <w:rFonts w:ascii="Sylfaen" w:hAnsi="Sylfaen"/>
           <w:sz w:val="20"/>
           <w:szCs w:val="20"/>
         </w:rPr>
-        <w:t>Նպատակ</w:t>
-      </w:r>
-      <w:proofErr w:type="spellEnd"/>
-      <w:r>
-        <w:rPr>
-          <w:rFonts w:ascii="Sylfaen" w:hAnsi="Sylfaen"/>
-          <w:sz w:val="20"/>
-          <w:szCs w:val="20"/>
-        </w:rPr>
-        <w:t xml:space="preserve"> </w:t>
+        <w:t xml:space="preserve">Նպատակ </w:t>
       </w:r>
       <w:r>
         <w:rPr>
@@ -2643,7 +2411,6 @@
         <w:br/>
         <w:t xml:space="preserve">  </w:t>
       </w:r>
-      <w:proofErr w:type="spellStart"/>
       <w:r>
         <w:rPr>
           <w:rFonts w:ascii="Sylfaen" w:hAnsi="Sylfaen"/>
@@ -2652,31 +2419,8 @@
           <w:i/>
           <w:iCs/>
         </w:rPr>
-        <w:t>Հերթական</w:t>
+        <w:t>${purpose}</w:t>
       </w:r>
-      <w:proofErr w:type="spellEnd"/>
-      <w:r>
-        <w:rPr>
-          <w:rFonts w:ascii="Sylfaen" w:hAnsi="Sylfaen"/>
-          <w:b/>
-          <w:bCs/>
-          <w:i/>
-          <w:iCs/>
-        </w:rPr>
-        <w:t xml:space="preserve"> </w:t>
-      </w:r>
-      <w:proofErr w:type="spellStart"/>
-      <w:r>
-        <w:rPr>
-          <w:rFonts w:ascii="Sylfaen" w:hAnsi="Sylfaen"/>
-          <w:b/>
-          <w:bCs/>
-          <w:i/>
-          <w:iCs/>
-        </w:rPr>
-        <w:t>վճարում</w:t>
-      </w:r>
-      <w:proofErr w:type="spellEnd"/>
       <w:r>
         <w:rPr>
           <w:rFonts w:ascii="Sylfaen" w:hAnsi="Sylfaen"/>
@@ -2693,7 +2437,6 @@
         </w:rPr>
         <w:br/>
       </w:r>
-      <w:proofErr w:type="spellStart"/>
       <w:r>
         <w:rPr>
           <w:rFonts w:ascii="Sylfaen" w:hAnsi="Sylfaen"/>
@@ -2702,7 +2445,6 @@
         </w:rPr>
         <w:t>Հիմք</w:t>
       </w:r>
-      <w:proofErr w:type="spellEnd"/>
       <w:r>
         <w:rPr>
           <w:rFonts w:ascii="Sylfaen" w:hAnsi="Sylfaen"/>
@@ -2710,7 +2452,14 @@
         <w:br/>
         <w:t xml:space="preserve">  </w:t>
       </w:r>
-      <w:proofErr w:type="spellStart"/>
+      <w:r>
+        <w:rPr>
+          <w:rFonts w:ascii="Sylfaen" w:hAnsi="Sylfaen"/>
+          <w:b/>
+          <w:bCs/>
+        </w:rPr>
+        <w:t>$</w:t>
+      </w:r>
       <w:r>
         <w:rPr>
           <w:rFonts w:ascii="Sylfaen" w:hAnsi="Sylfaen"/>
@@ -2719,35 +2468,7 @@
           <w:i/>
           <w:iCs/>
         </w:rPr>
-        <w:t>Հեռ</w:t>
-      </w:r>
-      <w:proofErr w:type="spellEnd"/>
-      <w:r>
-        <w:rPr>
-          <w:rFonts w:ascii="Sylfaen" w:hAnsi="Sylfaen"/>
-          <w:b/>
-          <w:bCs/>
-          <w:i/>
-          <w:iCs/>
-        </w:rPr>
-        <w:t>.</w:t>
-      </w:r>
-      <w:r>
-        <w:rPr>
-          <w:rFonts w:ascii="Sylfaen" w:hAnsi="Sylfaen"/>
-          <w:b/>
-          <w:bCs/>
-        </w:rPr>
-        <w:t xml:space="preserve"> </w:t>
-      </w:r>
-      <w:r>
-        <w:rPr>
-          <w:rFonts w:ascii="Sylfaen" w:hAnsi="Sylfaen"/>
-          <w:b/>
-          <w:bCs/>
-          <w:lang w:val="hy-AM"/>
-        </w:rPr>
-        <w:t>${phone}</w:t>
+        <w:t>{basis}</w:t>
       </w:r>
       <w:r>
         <w:rPr>
@@ -2764,24 +2485,7 @@
           <w:szCs w:val="20"/>
         </w:rPr>
         <w:br/>
-      </w:r>
-      <w:proofErr w:type="spellStart"/>
-      <w:r>
-        <w:rPr>
-          <w:rFonts w:ascii="Sylfaen" w:hAnsi="Sylfaen"/>
-          <w:sz w:val="20"/>
-          <w:szCs w:val="20"/>
-        </w:rPr>
-        <w:t>Կատարող</w:t>
-      </w:r>
-      <w:proofErr w:type="spellEnd"/>
-      <w:r>
-        <w:rPr>
-          <w:rFonts w:ascii="Sylfaen" w:hAnsi="Sylfaen"/>
-          <w:sz w:val="20"/>
-          <w:szCs w:val="20"/>
-        </w:rPr>
-        <w:t xml:space="preserve">՝ </w:t>
+        <w:t xml:space="preserve">Կատարող՝ </w:t>
       </w:r>
       <w:r>
         <w:rPr>
@@ -2799,23 +2503,13 @@
         </w:rPr>
         <w:t xml:space="preserve"> </w:t>
       </w:r>
-      <w:proofErr w:type="spellStart"/>
       <w:r>
         <w:rPr>
           <w:rFonts w:ascii="Sylfaen" w:hAnsi="Sylfaen"/>
           <w:sz w:val="20"/>
           <w:szCs w:val="20"/>
         </w:rPr>
-        <w:t>Վճարող</w:t>
-      </w:r>
-      <w:proofErr w:type="spellEnd"/>
-      <w:r>
-        <w:rPr>
-          <w:rFonts w:ascii="Sylfaen" w:hAnsi="Sylfaen"/>
-          <w:sz w:val="20"/>
-          <w:szCs w:val="20"/>
-        </w:rPr>
-        <w:t xml:space="preserve">՝      ____________________                                        </w:t>
+        <w:t xml:space="preserve">Վճարող՝      ____________________                                        </w:t>
       </w:r>
       <w:r>
         <w:rPr>
@@ -2865,7 +2559,6 @@
         </w:rPr>
         <w:br/>
       </w:r>
-      <w:proofErr w:type="spellStart"/>
       <w:r>
         <w:rPr>
           <w:rFonts w:ascii="Sylfaen" w:hAnsi="Sylfaen"/>
@@ -2874,7 +2567,6 @@
         </w:rPr>
         <w:t>Վճարող</w:t>
       </w:r>
-      <w:proofErr w:type="spellEnd"/>
       <w:r>
         <w:rPr>
           <w:rFonts w:ascii="Sylfaen" w:hAnsi="Sylfaen"/>
@@ -2916,23 +2608,13 @@
         </w:rPr>
         <w:br/>
       </w:r>
-      <w:proofErr w:type="spellStart"/>
       <w:r>
         <w:rPr>
           <w:rFonts w:ascii="Sylfaen" w:hAnsi="Sylfaen"/>
           <w:sz w:val="20"/>
           <w:szCs w:val="20"/>
         </w:rPr>
-        <w:t>Պայմանագրի</w:t>
-      </w:r>
-      <w:proofErr w:type="spellEnd"/>
-      <w:r>
-        <w:rPr>
-          <w:rFonts w:ascii="Sylfaen" w:hAnsi="Sylfaen"/>
-          <w:sz w:val="20"/>
-          <w:szCs w:val="20"/>
-        </w:rPr>
-        <w:t xml:space="preserve"> N </w:t>
+        <w:t xml:space="preserve">Պայմանագրի N </w:t>
       </w:r>
       <w:r>
         <w:rPr>
@@ -2952,7 +2634,6 @@
         </w:rPr>
         <w:t>${</w:t>
       </w:r>
-      <w:proofErr w:type="spellStart"/>
       <w:r>
         <w:rPr>
           <w:rFonts w:ascii="Sylfaen" w:hAnsi="Sylfaen"/>
@@ -2964,7 +2645,6 @@
         </w:rPr>
         <w:t>num</w:t>
       </w:r>
-      <w:proofErr w:type="spellEnd"/>
       <w:r>
         <w:rPr>
           <w:rFonts w:ascii="Sylfaen" w:hAnsi="Sylfaen"/>
@@ -2984,23 +2664,13 @@
         </w:rPr>
         <w:br/>
       </w:r>
-      <w:proofErr w:type="spellStart"/>
       <w:r>
         <w:rPr>
           <w:rFonts w:ascii="Sylfaen" w:hAnsi="Sylfaen"/>
           <w:sz w:val="20"/>
           <w:szCs w:val="20"/>
         </w:rPr>
-        <w:t>Նպատակ</w:t>
-      </w:r>
-      <w:proofErr w:type="spellEnd"/>
-      <w:r>
-        <w:rPr>
-          <w:rFonts w:ascii="Sylfaen" w:hAnsi="Sylfaen"/>
-          <w:sz w:val="20"/>
-          <w:szCs w:val="20"/>
-        </w:rPr>
-        <w:t xml:space="preserve"> </w:t>
+        <w:t xml:space="preserve">Նպատակ </w:t>
       </w:r>
       <w:r>
         <w:rPr>
@@ -3009,7 +2679,6 @@
         <w:br/>
         <w:t xml:space="preserve">  </w:t>
       </w:r>
-      <w:proofErr w:type="spellStart"/>
       <w:r>
         <w:rPr>
           <w:rFonts w:ascii="Sylfaen" w:hAnsi="Sylfaen"/>
@@ -3018,38 +2687,7 @@
           <w:i/>
           <w:iCs/>
         </w:rPr>
-        <w:t>Հերթական</w:t>
-      </w:r>
-      <w:proofErr w:type="spellEnd"/>
-      <w:r>
-        <w:rPr>
-          <w:rFonts w:ascii="Sylfaen" w:hAnsi="Sylfaen"/>
-          <w:b/>
-          <w:bCs/>
-          <w:i/>
-          <w:iCs/>
-        </w:rPr>
-        <w:t xml:space="preserve"> </w:t>
-      </w:r>
-      <w:proofErr w:type="spellStart"/>
-      <w:r>
-        <w:rPr>
-          <w:rFonts w:ascii="Sylfaen" w:hAnsi="Sylfaen"/>
-          <w:b/>
-          <w:bCs/>
-          <w:i/>
-          <w:iCs/>
-        </w:rPr>
-        <w:t>վճարում</w:t>
-      </w:r>
-      <w:proofErr w:type="spellEnd"/>
-      <w:r>
-        <w:rPr>
-          <w:rFonts w:ascii="Sylfaen" w:hAnsi="Sylfaen"/>
-          <w:i/>
-          <w:iCs/>
-        </w:rPr>
-        <w:t xml:space="preserve"> </w:t>
+        <w:t>${purpose}</w:t>
       </w:r>
       <w:r>
         <w:rPr>
@@ -3059,7 +2697,6 @@
         </w:rPr>
         <w:br/>
       </w:r>
-      <w:proofErr w:type="spellStart"/>
       <w:r>
         <w:rPr>
           <w:rFonts w:ascii="Sylfaen" w:hAnsi="Sylfaen"/>
@@ -3068,7 +2705,6 @@
         </w:rPr>
         <w:t>Հիմք</w:t>
       </w:r>
-      <w:proofErr w:type="spellEnd"/>
       <w:r>
         <w:rPr>
           <w:rFonts w:ascii="Sylfaen" w:hAnsi="Sylfaen"/>
@@ -3076,7 +2712,14 @@
         <w:br/>
         <w:t xml:space="preserve">  </w:t>
       </w:r>
-      <w:proofErr w:type="spellStart"/>
+      <w:r>
+        <w:rPr>
+          <w:rFonts w:ascii="Sylfaen" w:hAnsi="Sylfaen"/>
+          <w:b/>
+          <w:bCs/>
+        </w:rPr>
+        <w:t>$</w:t>
+      </w:r>
       <w:r>
         <w:rPr>
           <w:rFonts w:ascii="Sylfaen" w:hAnsi="Sylfaen"/>
@@ -3085,35 +2728,7 @@
           <w:i/>
           <w:iCs/>
         </w:rPr>
-        <w:t>Հեռ</w:t>
-      </w:r>
-      <w:proofErr w:type="spellEnd"/>
-      <w:r>
-        <w:rPr>
-          <w:rFonts w:ascii="Sylfaen" w:hAnsi="Sylfaen"/>
-          <w:b/>
-          <w:bCs/>
-          <w:i/>
-          <w:iCs/>
-        </w:rPr>
-        <w:t>.</w:t>
-      </w:r>
-      <w:r>
-        <w:rPr>
-          <w:rFonts w:ascii="Sylfaen" w:hAnsi="Sylfaen"/>
-          <w:b/>
-          <w:bCs/>
-        </w:rPr>
-        <w:t xml:space="preserve"> </w:t>
-      </w:r>
-      <w:r>
-        <w:rPr>
-          <w:rFonts w:ascii="Sylfaen" w:hAnsi="Sylfaen"/>
-          <w:b/>
-          <w:bCs/>
-          <w:lang w:val="hy-AM"/>
-        </w:rPr>
-        <w:t>${phone}</w:t>
+        <w:t>{basis}</w:t>
       </w:r>
       <w:r>
         <w:rPr>
@@ -3130,24 +2745,7 @@
           <w:szCs w:val="20"/>
         </w:rPr>
         <w:br/>
-      </w:r>
-      <w:proofErr w:type="spellStart"/>
-      <w:r>
-        <w:rPr>
-          <w:rFonts w:ascii="Sylfaen" w:hAnsi="Sylfaen"/>
-          <w:sz w:val="20"/>
-          <w:szCs w:val="20"/>
-        </w:rPr>
-        <w:t>Կատարող</w:t>
-      </w:r>
-      <w:proofErr w:type="spellEnd"/>
-      <w:r>
-        <w:rPr>
-          <w:rFonts w:ascii="Sylfaen" w:hAnsi="Sylfaen"/>
-          <w:sz w:val="20"/>
-          <w:szCs w:val="20"/>
-        </w:rPr>
-        <w:t xml:space="preserve">՝ </w:t>
+        <w:t xml:space="preserve">Կատարող՝ </w:t>
       </w:r>
       <w:r>
         <w:rPr>
@@ -3165,23 +2763,13 @@
         </w:rPr>
         <w:t xml:space="preserve"> </w:t>
       </w:r>
-      <w:proofErr w:type="spellStart"/>
       <w:r>
         <w:rPr>
           <w:rFonts w:ascii="Sylfaen" w:hAnsi="Sylfaen"/>
           <w:sz w:val="20"/>
           <w:szCs w:val="20"/>
         </w:rPr>
-        <w:t>Վճարող</w:t>
-      </w:r>
-      <w:proofErr w:type="spellEnd"/>
-      <w:r>
-        <w:rPr>
-          <w:rFonts w:ascii="Sylfaen" w:hAnsi="Sylfaen"/>
-          <w:sz w:val="20"/>
-          <w:szCs w:val="20"/>
-        </w:rPr>
-        <w:t xml:space="preserve">՝      ____________________                                        </w:t>
+        <w:t xml:space="preserve">Վճարող՝      ____________________                                        </w:t>
       </w:r>
     </w:p>
     <w:sectPr>

--- a/public/files/contract_order_in_cash_template.docx
+++ b/public/files/contract_order_in_cash_template.docx
@@ -2485,7 +2485,7 @@
           <w:szCs w:val="20"/>
         </w:rPr>
         <w:br/>
-        <w:t xml:space="preserve">Կատարող՝ </w:t>
+        <w:t>Կատարող</w:t>
       </w:r>
       <w:r>
         <w:rPr>
@@ -2502,6 +2502,14 @@
           <w:szCs w:val="20"/>
         </w:rPr>
         <w:t xml:space="preserve"> </w:t>
+      </w:r>
+      <w:r>
+        <w:rPr>
+          <w:rFonts w:ascii="Sylfaen" w:hAnsi="Sylfaen"/>
+          <w:sz w:val="20"/>
+          <w:szCs w:val="20"/>
+        </w:rPr>
+        <w:t xml:space="preserve">                 </w:t>
       </w:r>
       <w:r>
         <w:rPr>
@@ -2753,7 +2761,15 @@
           <w:sz w:val="20"/>
           <w:szCs w:val="20"/>
         </w:rPr>
-        <w:t xml:space="preserve">՝ ${executor} </w:t>
+        <w:t xml:space="preserve"> ${executor} </w:t>
+      </w:r>
+      <w:r>
+        <w:rPr>
+          <w:rFonts w:ascii="Sylfaen" w:hAnsi="Sylfaen"/>
+          <w:sz w:val="20"/>
+          <w:szCs w:val="20"/>
+        </w:rPr>
+        <w:t xml:space="preserve">            </w:t>
       </w:r>
       <w:r>
         <w:rPr>

--- a/public/files/contract_order_in_cash_template.docx
+++ b/public/files/contract_order_in_cash_template.docx
@@ -318,7 +318,15 @@
                                   <w:sz w:val="18"/>
                                   <w:szCs w:val="18"/>
                                 </w:rPr>
-                                <w:t>ՀԱՄԱՐ՝ XX_XXXXX</w:t>
+                                <w:t xml:space="preserve">ՀԱՄԱՐ՝ </w:t>
+                              </w:r>
+                              <w:r>
+                                <w:rPr>
+                                  <w:rFonts w:ascii="Sylfaen" w:hAnsi="Sylfaen"/>
+                                  <w:sz w:val="18"/>
+                                  <w:szCs w:val="18"/>
+                                </w:rPr>
+                                <w:t>${order_num}</w:t>
                               </w:r>
                             </w:p>
                           </w:txbxContent>
@@ -718,7 +726,15 @@
                             <w:sz w:val="18"/>
                             <w:szCs w:val="18"/>
                           </w:rPr>
-                          <w:t>ՀԱՄԱՐ՝ XX_XXXXX</w:t>
+                          <w:t xml:space="preserve">ՀԱՄԱՐ՝ </w:t>
+                        </w:r>
+                        <w:r>
+                          <w:rPr>
+                            <w:rFonts w:ascii="Sylfaen" w:hAnsi="Sylfaen"/>
+                            <w:sz w:val="18"/>
+                            <w:szCs w:val="18"/>
+                          </w:rPr>
+                          <w:t>${order_num}</w:t>
                         </w:r>
                       </w:p>
                     </w:txbxContent>
@@ -1154,7 +1170,15 @@
                                   <w:sz w:val="18"/>
                                   <w:szCs w:val="18"/>
                                 </w:rPr>
-                                <w:t>ՀԱՄԱՐ՝ XX_XXXXX</w:t>
+                                <w:t xml:space="preserve">ՀԱՄԱՐ՝ </w:t>
+                              </w:r>
+                              <w:r>
+                                <w:rPr>
+                                  <w:rFonts w:ascii="Sylfaen" w:hAnsi="Sylfaen"/>
+                                  <w:sz w:val="18"/>
+                                  <w:szCs w:val="18"/>
+                                </w:rPr>
+                                <w:t>${order_num}</w:t>
                               </w:r>
                             </w:p>
                           </w:txbxContent>
@@ -1550,7 +1574,15 @@
                             <w:sz w:val="18"/>
                             <w:szCs w:val="18"/>
                           </w:rPr>
-                          <w:t>ՀԱՄԱՐ՝ XX_XXXXX</w:t>
+                          <w:t xml:space="preserve">ՀԱՄԱՐ՝ </w:t>
+                        </w:r>
+                        <w:r>
+                          <w:rPr>
+                            <w:rFonts w:ascii="Sylfaen" w:hAnsi="Sylfaen"/>
+                            <w:sz w:val="18"/>
+                            <w:szCs w:val="18"/>
+                          </w:rPr>
+                          <w:t>${order_num}</w:t>
                         </w:r>
                       </w:p>
                     </w:txbxContent>

--- a/public/files/contract_order_in_cash_template.docx
+++ b/public/files/contract_order_in_cash_template.docx
@@ -20,16 +20,16 @@
         <mc:AlternateContent>
           <mc:Choice Requires="wpg">
             <w:drawing>
-              <wp:anchor distT="0" distB="0" distL="114300" distR="114300" simplePos="0" relativeHeight="251773440" behindDoc="0" locked="0" layoutInCell="1" allowOverlap="1" wp14:anchorId="362F763F" wp14:editId="5F3E3A99">
+              <wp:anchor distT="0" distB="0" distL="114300" distR="114300" simplePos="0" relativeHeight="251773440" behindDoc="0" locked="0" layoutInCell="1" allowOverlap="1" wp14:anchorId="362F763F" wp14:editId="5DF468D3">
                 <wp:simplePos x="0" y="0"/>
                 <wp:positionH relativeFrom="column">
-                  <wp:posOffset>-830943</wp:posOffset>
+                  <wp:posOffset>-831850</wp:posOffset>
                 </wp:positionH>
                 <wp:positionV relativeFrom="paragraph">
-                  <wp:posOffset>2381459</wp:posOffset>
+                  <wp:posOffset>2381250</wp:posOffset>
                 </wp:positionV>
-                <wp:extent cx="7932420" cy="2744582"/>
-                <wp:effectExtent l="50800" t="0" r="0" b="74930"/>
+                <wp:extent cx="7177725" cy="2744470"/>
+                <wp:effectExtent l="38100" t="0" r="0" b="93980"/>
                 <wp:wrapNone/>
                 <wp:docPr id="1906096669" name="Group 20"/>
                 <wp:cNvGraphicFramePr/>
@@ -40,9 +40,9 @@
                       <wpg:grpSpPr>
                         <a:xfrm>
                           <a:off x="0" y="0"/>
-                          <a:ext cx="7932420" cy="2744582"/>
+                          <a:ext cx="7177725" cy="2744470"/>
                           <a:chOff x="0" y="10048"/>
-                          <a:chExt cx="7932458" cy="2744648"/>
+                          <a:chExt cx="7177760" cy="2744648"/>
                         </a:xfrm>
                       </wpg:grpSpPr>
                       <wps:wsp>
@@ -291,8 +291,8 @@
                         <wps:cNvSpPr txBox="1"/>
                         <wps:spPr>
                           <a:xfrm>
-                            <a:off x="5665825" y="175565"/>
-                            <a:ext cx="2266633" cy="300990"/>
+                            <a:off x="5157385" y="186645"/>
+                            <a:ext cx="1738748" cy="300990"/>
                           </a:xfrm>
                           <a:prstGeom prst="rect">
                             <a:avLst/>
@@ -326,7 +326,25 @@
                                   <w:sz w:val="18"/>
                                   <w:szCs w:val="18"/>
                                 </w:rPr>
-                                <w:t>${order_num}</w:t>
+                                <w:t>${</w:t>
+                              </w:r>
+                              <w:proofErr w:type="spellStart"/>
+                              <w:r>
+                                <w:rPr>
+                                  <w:rFonts w:ascii="Sylfaen" w:hAnsi="Sylfaen"/>
+                                  <w:sz w:val="18"/>
+                                  <w:szCs w:val="18"/>
+                                </w:rPr>
+                                <w:t>order_num</w:t>
+                              </w:r>
+                              <w:proofErr w:type="spellEnd"/>
+                              <w:r>
+                                <w:rPr>
+                                  <w:rFonts w:ascii="Sylfaen" w:hAnsi="Sylfaen"/>
+                                  <w:sz w:val="18"/>
+                                  <w:szCs w:val="18"/>
+                                </w:rPr>
+                                <w:t>}</w:t>
                               </w:r>
                             </w:p>
                           </w:txbxContent>
@@ -364,13 +382,23 @@
                                   <w:szCs w:val="18"/>
                                 </w:rPr>
                               </w:pPr>
+                              <w:proofErr w:type="spellStart"/>
                               <w:r>
                                 <w:rPr>
                                   <w:rFonts w:ascii="Sylfaen" w:hAnsi="Sylfaen"/>
                                   <w:sz w:val="18"/>
                                   <w:szCs w:val="18"/>
                                 </w:rPr>
-                                <w:t xml:space="preserve">Ամսաթիվ՝ </w:t>
+                                <w:t>Ամսաթիվ</w:t>
+                              </w:r>
+                              <w:proofErr w:type="spellEnd"/>
+                              <w:r>
+                                <w:rPr>
+                                  <w:rFonts w:ascii="Sylfaen" w:hAnsi="Sylfaen"/>
+                                  <w:sz w:val="18"/>
+                                  <w:szCs w:val="18"/>
+                                </w:rPr>
+                                <w:t xml:space="preserve">՝ </w:t>
                               </w:r>
                               <w:r>
                                 <w:rPr>
@@ -559,6 +587,7 @@
                                     <w:szCs w:val="15"/>
                                   </w:rPr>
                                 </w:pPr>
+                                <w:proofErr w:type="spellStart"/>
                                 <w:r>
                                   <w:rPr>
                                     <w:rFonts w:ascii="Sylfaen" w:hAnsi="Sylfaen"/>
@@ -567,6 +596,7 @@
                                   </w:rPr>
                                   <w:t>գումար</w:t>
                                 </w:r>
+                                <w:proofErr w:type="spellEnd"/>
                               </w:p>
                             </w:txbxContent>
                           </wps:txbx>
@@ -605,14 +635,34 @@
                                     <w:szCs w:val="15"/>
                                   </w:rPr>
                                 </w:pPr>
+                                <w:proofErr w:type="spellStart"/>
                                 <w:r>
                                   <w:rPr>
                                     <w:rFonts w:ascii="Sylfaen" w:hAnsi="Sylfaen"/>
                                     <w:sz w:val="15"/>
                                     <w:szCs w:val="15"/>
                                   </w:rPr>
-                                  <w:t>գումարը բառերով</w:t>
+                                  <w:t>գումարը</w:t>
                                 </w:r>
+                                <w:proofErr w:type="spellEnd"/>
+                                <w:r>
+                                  <w:rPr>
+                                    <w:rFonts w:ascii="Sylfaen" w:hAnsi="Sylfaen"/>
+                                    <w:sz w:val="15"/>
+                                    <w:szCs w:val="15"/>
+                                  </w:rPr>
+                                  <w:t xml:space="preserve"> </w:t>
+                                </w:r>
+                                <w:proofErr w:type="spellStart"/>
+                                <w:r>
+                                  <w:rPr>
+                                    <w:rFonts w:ascii="Sylfaen" w:hAnsi="Sylfaen"/>
+                                    <w:sz w:val="15"/>
+                                    <w:szCs w:val="15"/>
+                                  </w:rPr>
+                                  <w:t>բառերով</w:t>
+                                </w:r>
+                                <w:proofErr w:type="spellEnd"/>
                               </w:p>
                             </w:txbxContent>
                           </wps:txbx>
@@ -627,6 +677,9 @@
                     </wpg:wgp>
                   </a:graphicData>
                 </a:graphic>
+                <wp14:sizeRelH relativeFrom="margin">
+                  <wp14:pctWidth>0</wp14:pctWidth>
+                </wp14:sizeRelH>
                 <wp14:sizeRelV relativeFrom="margin">
                   <wp14:pctHeight>0</wp14:pctHeight>
                 </wp14:sizeRelV>
@@ -635,7 +688,7 @@
           </mc:Choice>
           <mc:Fallback>
             <w:pict>
-              <v:group w14:anchorId="362F763F" id="Group 20" o:spid="_x0000_s1026" style="position:absolute;left:0;text-align:left;margin-left:-65.45pt;margin-top:187.5pt;width:624.6pt;height:216.1pt;z-index:251773440;mso-height-relative:margin" coordorigin=",100" coordsize="79324,27446" o:gfxdata="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">
+              <v:group w14:anchorId="362F763F" id="Group 20" o:spid="_x0000_s1026" style="position:absolute;left:0;text-align:left;margin-left:-65.5pt;margin-top:187.5pt;width:565.2pt;height:216.1pt;z-index:251773440;mso-width-relative:margin;mso-height-relative:margin" coordorigin=",100" coordsize="71777,27446" o:gfxdata="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">
                 <v:line id="Straight Connector 1" o:spid="_x0000_s1027" style="position:absolute;flip:x;visibility:visible;mso-wrap-style:square" from="53,1497" to="368,27540" o:connectortype="straight" o:gfxdata="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" strokecolor="black [3200]" strokeweight=".5pt">
                   <v:shadow on="t" color="black" opacity="24903f" origin=",.5" offset="0,.55556mm"/>
                 </v:line>
@@ -709,7 +762,7 @@
                     </w:txbxContent>
                   </v:textbox>
                 </v:shape>
-                <v:shape id="_x0000_s1034" type="#_x0000_t202" style="position:absolute;left:56658;top:1755;width:22666;height:3010;visibility:visible;mso-wrap-style:square;v-text-anchor:top" o:gfxdata="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" filled="f" stroked="f" strokeweight=".5pt">
+                <v:shape id="_x0000_s1034" type="#_x0000_t202" style="position:absolute;left:51573;top:1866;width:17388;height:3010;visibility:visible;mso-wrap-style:square;v-text-anchor:top" o:gfxdata="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" filled="f" stroked="f" strokeweight=".5pt">
                   <v:textbox>
                     <w:txbxContent>
                       <w:p>
@@ -734,7 +787,25 @@
                             <w:sz w:val="18"/>
                             <w:szCs w:val="18"/>
                           </w:rPr>
-                          <w:t>${order_num}</w:t>
+                          <w:t>${</w:t>
+                        </w:r>
+                        <w:proofErr w:type="spellStart"/>
+                        <w:r>
+                          <w:rPr>
+                            <w:rFonts w:ascii="Sylfaen" w:hAnsi="Sylfaen"/>
+                            <w:sz w:val="18"/>
+                            <w:szCs w:val="18"/>
+                          </w:rPr>
+                          <w:t>order_num</w:t>
+                        </w:r>
+                        <w:proofErr w:type="spellEnd"/>
+                        <w:r>
+                          <w:rPr>
+                            <w:rFonts w:ascii="Sylfaen" w:hAnsi="Sylfaen"/>
+                            <w:sz w:val="18"/>
+                            <w:szCs w:val="18"/>
+                          </w:rPr>
+                          <w:t>}</w:t>
                         </w:r>
                       </w:p>
                     </w:txbxContent>
@@ -751,13 +822,23 @@
                             <w:szCs w:val="18"/>
                           </w:rPr>
                         </w:pPr>
+                        <w:proofErr w:type="spellStart"/>
                         <w:r>
                           <w:rPr>
                             <w:rFonts w:ascii="Sylfaen" w:hAnsi="Sylfaen"/>
                             <w:sz w:val="18"/>
                             <w:szCs w:val="18"/>
                           </w:rPr>
-                          <w:t xml:space="preserve">Ամսաթիվ՝ </w:t>
+                          <w:t>Ամսաթիվ</w:t>
+                        </w:r>
+                        <w:proofErr w:type="spellEnd"/>
+                        <w:r>
+                          <w:rPr>
+                            <w:rFonts w:ascii="Sylfaen" w:hAnsi="Sylfaen"/>
+                            <w:sz w:val="18"/>
+                            <w:szCs w:val="18"/>
+                          </w:rPr>
+                          <w:t xml:space="preserve">՝ </w:t>
                         </w:r>
                         <w:r>
                           <w:rPr>
@@ -822,6 +903,7 @@
                               <w:szCs w:val="15"/>
                             </w:rPr>
                           </w:pPr>
+                          <w:proofErr w:type="spellStart"/>
                           <w:r>
                             <w:rPr>
                               <w:rFonts w:ascii="Sylfaen" w:hAnsi="Sylfaen"/>
@@ -830,6 +912,7 @@
                             </w:rPr>
                             <w:t>գումար</w:t>
                           </w:r>
+                          <w:proofErr w:type="spellEnd"/>
                         </w:p>
                       </w:txbxContent>
                     </v:textbox>
@@ -845,14 +928,34 @@
                               <w:szCs w:val="15"/>
                             </w:rPr>
                           </w:pPr>
+                          <w:proofErr w:type="spellStart"/>
                           <w:r>
                             <w:rPr>
                               <w:rFonts w:ascii="Sylfaen" w:hAnsi="Sylfaen"/>
                               <w:sz w:val="15"/>
                               <w:szCs w:val="15"/>
                             </w:rPr>
-                            <w:t>գումարը բառերով</w:t>
+                            <w:t>գումարը</w:t>
                           </w:r>
+                          <w:proofErr w:type="spellEnd"/>
+                          <w:r>
+                            <w:rPr>
+                              <w:rFonts w:ascii="Sylfaen" w:hAnsi="Sylfaen"/>
+                              <w:sz w:val="15"/>
+                              <w:szCs w:val="15"/>
+                            </w:rPr>
+                            <w:t xml:space="preserve"> </w:t>
+                          </w:r>
+                          <w:proofErr w:type="spellStart"/>
+                          <w:r>
+                            <w:rPr>
+                              <w:rFonts w:ascii="Sylfaen" w:hAnsi="Sylfaen"/>
+                              <w:sz w:val="15"/>
+                              <w:szCs w:val="15"/>
+                            </w:rPr>
+                            <w:t>բառերով</w:t>
+                          </w:r>
+                          <w:proofErr w:type="spellEnd"/>
                         </w:p>
                       </w:txbxContent>
                     </v:textbox>
@@ -872,16 +975,16 @@
         <mc:AlternateContent>
           <mc:Choice Requires="wpg">
             <w:drawing>
-              <wp:anchor distT="0" distB="0" distL="114300" distR="114300" simplePos="0" relativeHeight="251769344" behindDoc="0" locked="0" layoutInCell="1" allowOverlap="1" wp14:anchorId="0381C846" wp14:editId="02F63449">
+              <wp:anchor distT="0" distB="0" distL="114300" distR="114300" simplePos="0" relativeHeight="251769344" behindDoc="0" locked="0" layoutInCell="1" allowOverlap="1" wp14:anchorId="0381C846" wp14:editId="5D937637">
                 <wp:simplePos x="0" y="0"/>
                 <wp:positionH relativeFrom="column">
-                  <wp:posOffset>-800798</wp:posOffset>
+                  <wp:posOffset>-800100</wp:posOffset>
                 </wp:positionH>
                 <wp:positionV relativeFrom="paragraph">
-                  <wp:posOffset>-643095</wp:posOffset>
+                  <wp:posOffset>-641350</wp:posOffset>
                 </wp:positionV>
-                <wp:extent cx="7932420" cy="2744582"/>
-                <wp:effectExtent l="50800" t="0" r="0" b="74930"/>
+                <wp:extent cx="7177726" cy="2744470"/>
+                <wp:effectExtent l="38100" t="0" r="0" b="93980"/>
                 <wp:wrapNone/>
                 <wp:docPr id="810322330" name="Group 20"/>
                 <wp:cNvGraphicFramePr/>
@@ -892,9 +995,9 @@
                       <wpg:grpSpPr>
                         <a:xfrm>
                           <a:off x="0" y="0"/>
-                          <a:ext cx="7932420" cy="2744582"/>
+                          <a:ext cx="7177726" cy="2744470"/>
                           <a:chOff x="0" y="10048"/>
-                          <a:chExt cx="7932458" cy="2744648"/>
+                          <a:chExt cx="7177760" cy="2744648"/>
                         </a:xfrm>
                       </wpg:grpSpPr>
                       <wps:wsp>
@@ -1143,8 +1246,8 @@
                         <wps:cNvSpPr txBox="1"/>
                         <wps:spPr>
                           <a:xfrm>
-                            <a:off x="5665825" y="175565"/>
-                            <a:ext cx="2266633" cy="300990"/>
+                            <a:off x="5253073" y="213666"/>
+                            <a:ext cx="1630360" cy="300990"/>
                           </a:xfrm>
                           <a:prstGeom prst="rect">
                             <a:avLst/>
@@ -1178,7 +1281,25 @@
                                   <w:sz w:val="18"/>
                                   <w:szCs w:val="18"/>
                                 </w:rPr>
-                                <w:t>${order_num}</w:t>
+                                <w:t>${</w:t>
+                              </w:r>
+                              <w:proofErr w:type="spellStart"/>
+                              <w:r>
+                                <w:rPr>
+                                  <w:rFonts w:ascii="Sylfaen" w:hAnsi="Sylfaen"/>
+                                  <w:sz w:val="18"/>
+                                  <w:szCs w:val="18"/>
+                                </w:rPr>
+                                <w:t>order_num</w:t>
+                              </w:r>
+                              <w:proofErr w:type="spellEnd"/>
+                              <w:r>
+                                <w:rPr>
+                                  <w:rFonts w:ascii="Sylfaen" w:hAnsi="Sylfaen"/>
+                                  <w:sz w:val="18"/>
+                                  <w:szCs w:val="18"/>
+                                </w:rPr>
+                                <w:t>}</w:t>
                               </w:r>
                             </w:p>
                           </w:txbxContent>
@@ -1216,13 +1337,23 @@
                                   <w:szCs w:val="18"/>
                                 </w:rPr>
                               </w:pPr>
+                              <w:proofErr w:type="spellStart"/>
                               <w:r>
                                 <w:rPr>
                                   <w:rFonts w:ascii="Sylfaen" w:hAnsi="Sylfaen"/>
                                   <w:sz w:val="18"/>
                                   <w:szCs w:val="18"/>
                                 </w:rPr>
-                                <w:t xml:space="preserve">Ամսաթիվ՝ </w:t>
+                                <w:t>Ամսաթիվ</w:t>
+                              </w:r>
+                              <w:proofErr w:type="spellEnd"/>
+                              <w:r>
+                                <w:rPr>
+                                  <w:rFonts w:ascii="Sylfaen" w:hAnsi="Sylfaen"/>
+                                  <w:sz w:val="18"/>
+                                  <w:szCs w:val="18"/>
+                                </w:rPr>
+                                <w:t xml:space="preserve">՝ </w:t>
                               </w:r>
                               <w:r>
                                 <w:rPr>
@@ -1411,6 +1542,7 @@
                                     <w:szCs w:val="15"/>
                                   </w:rPr>
                                 </w:pPr>
+                                <w:proofErr w:type="spellStart"/>
                                 <w:r>
                                   <w:rPr>
                                     <w:rFonts w:ascii="Sylfaen" w:hAnsi="Sylfaen"/>
@@ -1419,6 +1551,7 @@
                                   </w:rPr>
                                   <w:t>գումար</w:t>
                                 </w:r>
+                                <w:proofErr w:type="spellEnd"/>
                               </w:p>
                             </w:txbxContent>
                           </wps:txbx>
@@ -1457,14 +1590,34 @@
                                     <w:szCs w:val="15"/>
                                   </w:rPr>
                                 </w:pPr>
+                                <w:proofErr w:type="spellStart"/>
                                 <w:r>
                                   <w:rPr>
                                     <w:rFonts w:ascii="Sylfaen" w:hAnsi="Sylfaen"/>
                                     <w:sz w:val="15"/>
                                     <w:szCs w:val="15"/>
                                   </w:rPr>
-                                  <w:t>գումարը բառերով</w:t>
+                                  <w:t>գումարը</w:t>
                                 </w:r>
+                                <w:proofErr w:type="spellEnd"/>
+                                <w:r>
+                                  <w:rPr>
+                                    <w:rFonts w:ascii="Sylfaen" w:hAnsi="Sylfaen"/>
+                                    <w:sz w:val="15"/>
+                                    <w:szCs w:val="15"/>
+                                  </w:rPr>
+                                  <w:t xml:space="preserve"> </w:t>
+                                </w:r>
+                                <w:proofErr w:type="spellStart"/>
+                                <w:r>
+                                  <w:rPr>
+                                    <w:rFonts w:ascii="Sylfaen" w:hAnsi="Sylfaen"/>
+                                    <w:sz w:val="15"/>
+                                    <w:szCs w:val="15"/>
+                                  </w:rPr>
+                                  <w:t>բառերով</w:t>
+                                </w:r>
+                                <w:proofErr w:type="spellEnd"/>
                               </w:p>
                             </w:txbxContent>
                           </wps:txbx>
@@ -1479,6 +1632,9 @@
                     </wpg:wgp>
                   </a:graphicData>
                 </a:graphic>
+                <wp14:sizeRelH relativeFrom="margin">
+                  <wp14:pctWidth>0</wp14:pctWidth>
+                </wp14:sizeRelH>
                 <wp14:sizeRelV relativeFrom="margin">
                   <wp14:pctHeight>0</wp14:pctHeight>
                 </wp14:sizeRelV>
@@ -1487,7 +1643,7 @@
           </mc:Choice>
           <mc:Fallback>
             <w:pict>
-              <v:group w14:anchorId="0381C846" id="_x0000_s1042" style="position:absolute;left:0;text-align:left;margin-left:-63.05pt;margin-top:-50.65pt;width:624.6pt;height:216.1pt;z-index:251769344;mso-height-relative:margin" coordorigin=",100" coordsize="79324,27446" o:gfxdata="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">
+              <v:group w14:anchorId="0381C846" id="_x0000_s1042" style="position:absolute;left:0;text-align:left;margin-left:-63pt;margin-top:-50.5pt;width:565.2pt;height:216.1pt;z-index:251769344;mso-width-relative:margin;mso-height-relative:margin" coordorigin=",100" coordsize="71777,27446" o:gfxdata="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">
                 <v:line id="Straight Connector 1" o:spid="_x0000_s1043" style="position:absolute;flip:x;visibility:visible;mso-wrap-style:square" from="53,1497" to="368,27540" o:connectortype="straight" o:gfxdata="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" strokecolor="black [3200]" strokeweight=".5pt">
                   <v:shadow on="t" color="black" opacity="24903f" origin=",.5" offset="0,.55556mm"/>
                 </v:line>
@@ -1557,7 +1713,7 @@
                     </w:txbxContent>
                   </v:textbox>
                 </v:shape>
-                <v:shape id="_x0000_s1050" type="#_x0000_t202" style="position:absolute;left:56658;top:1755;width:22666;height:3010;visibility:visible;mso-wrap-style:square;v-text-anchor:top" o:gfxdata="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" filled="f" stroked="f" strokeweight=".5pt">
+                <v:shape id="_x0000_s1050" type="#_x0000_t202" style="position:absolute;left:52530;top:2136;width:16304;height:3010;visibility:visible;mso-wrap-style:square;v-text-anchor:top" o:gfxdata="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" filled="f" stroked="f" strokeweight=".5pt">
                   <v:textbox>
                     <w:txbxContent>
                       <w:p>
@@ -1582,7 +1738,25 @@
                             <w:sz w:val="18"/>
                             <w:szCs w:val="18"/>
                           </w:rPr>
-                          <w:t>${order_num}</w:t>
+                          <w:t>${</w:t>
+                        </w:r>
+                        <w:proofErr w:type="spellStart"/>
+                        <w:r>
+                          <w:rPr>
+                            <w:rFonts w:ascii="Sylfaen" w:hAnsi="Sylfaen"/>
+                            <w:sz w:val="18"/>
+                            <w:szCs w:val="18"/>
+                          </w:rPr>
+                          <w:t>order_num</w:t>
+                        </w:r>
+                        <w:proofErr w:type="spellEnd"/>
+                        <w:r>
+                          <w:rPr>
+                            <w:rFonts w:ascii="Sylfaen" w:hAnsi="Sylfaen"/>
+                            <w:sz w:val="18"/>
+                            <w:szCs w:val="18"/>
+                          </w:rPr>
+                          <w:t>}</w:t>
                         </w:r>
                       </w:p>
                     </w:txbxContent>
@@ -1599,13 +1773,23 @@
                             <w:szCs w:val="18"/>
                           </w:rPr>
                         </w:pPr>
+                        <w:proofErr w:type="spellStart"/>
                         <w:r>
                           <w:rPr>
                             <w:rFonts w:ascii="Sylfaen" w:hAnsi="Sylfaen"/>
                             <w:sz w:val="18"/>
                             <w:szCs w:val="18"/>
                           </w:rPr>
-                          <w:t xml:space="preserve">Ամսաթիվ՝ </w:t>
+                          <w:t>Ամսաթիվ</w:t>
+                        </w:r>
+                        <w:proofErr w:type="spellEnd"/>
+                        <w:r>
+                          <w:rPr>
+                            <w:rFonts w:ascii="Sylfaen" w:hAnsi="Sylfaen"/>
+                            <w:sz w:val="18"/>
+                            <w:szCs w:val="18"/>
+                          </w:rPr>
+                          <w:t xml:space="preserve">՝ </w:t>
                         </w:r>
                         <w:r>
                           <w:rPr>
@@ -1670,6 +1854,7 @@
                               <w:szCs w:val="15"/>
                             </w:rPr>
                           </w:pPr>
+                          <w:proofErr w:type="spellStart"/>
                           <w:r>
                             <w:rPr>
                               <w:rFonts w:ascii="Sylfaen" w:hAnsi="Sylfaen"/>
@@ -1678,6 +1863,7 @@
                             </w:rPr>
                             <w:t>գումար</w:t>
                           </w:r>
+                          <w:proofErr w:type="spellEnd"/>
                         </w:p>
                       </w:txbxContent>
                     </v:textbox>
@@ -1693,14 +1879,34 @@
                               <w:szCs w:val="15"/>
                             </w:rPr>
                           </w:pPr>
+                          <w:proofErr w:type="spellStart"/>
                           <w:r>
                             <w:rPr>
                               <w:rFonts w:ascii="Sylfaen" w:hAnsi="Sylfaen"/>
                               <w:sz w:val="15"/>
                               <w:szCs w:val="15"/>
                             </w:rPr>
-                            <w:t>գումարը բառերով</w:t>
+                            <w:t>գումարը</w:t>
                           </w:r>
+                          <w:proofErr w:type="spellEnd"/>
+                          <w:r>
+                            <w:rPr>
+                              <w:rFonts w:ascii="Sylfaen" w:hAnsi="Sylfaen"/>
+                              <w:sz w:val="15"/>
+                              <w:szCs w:val="15"/>
+                            </w:rPr>
+                            <w:t xml:space="preserve"> </w:t>
+                          </w:r>
+                          <w:proofErr w:type="spellStart"/>
+                          <w:r>
+                            <w:rPr>
+                              <w:rFonts w:ascii="Sylfaen" w:hAnsi="Sylfaen"/>
+                              <w:sz w:val="15"/>
+                              <w:szCs w:val="15"/>
+                            </w:rPr>
+                            <w:t>բառերով</w:t>
+                          </w:r>
+                          <w:proofErr w:type="spellEnd"/>
                         </w:p>
                       </w:txbxContent>
                     </v:textbox>
@@ -1902,8 +2108,18 @@
                                 <w:sz w:val="16"/>
                                 <w:szCs w:val="16"/>
                               </w:rPr>
-                              <w:t>ՀՀ դրամ</w:t>
+                              <w:t xml:space="preserve">ՀՀ </w:t>
                             </w:r>
+                            <w:proofErr w:type="spellStart"/>
+                            <w:r>
+                              <w:rPr>
+                                <w:rFonts w:ascii="Sylfaen" w:hAnsi="Sylfaen"/>
+                                <w:sz w:val="16"/>
+                                <w:szCs w:val="16"/>
+                              </w:rPr>
+                              <w:t>դրամ</w:t>
+                            </w:r>
+                            <w:proofErr w:type="spellEnd"/>
                           </w:p>
                         </w:txbxContent>
                       </wps:txbx>
@@ -2022,8 +2238,18 @@
                                 <w:sz w:val="16"/>
                                 <w:szCs w:val="16"/>
                               </w:rPr>
-                              <w:t>ՀՀ դրամ</w:t>
+                              <w:t xml:space="preserve">ՀՀ </w:t>
                             </w:r>
+                            <w:proofErr w:type="spellStart"/>
+                            <w:r>
+                              <w:rPr>
+                                <w:rFonts w:ascii="Sylfaen" w:hAnsi="Sylfaen"/>
+                                <w:sz w:val="16"/>
+                                <w:szCs w:val="16"/>
+                              </w:rPr>
+                              <w:t>դրամ</w:t>
+                            </w:r>
+                            <w:proofErr w:type="spellEnd"/>
                           </w:p>
                         </w:txbxContent>
                       </wps:txbx>
@@ -2134,8 +2360,18 @@
                                 <w:sz w:val="16"/>
                                 <w:szCs w:val="16"/>
                               </w:rPr>
-                              <w:t>${amount1} ՀՀ դրամ</w:t>
+                              <w:t xml:space="preserve">${amount1} ՀՀ </w:t>
                             </w:r>
+                            <w:proofErr w:type="spellStart"/>
+                            <w:r>
+                              <w:rPr>
+                                <w:rFonts w:ascii="Sylfaen" w:hAnsi="Sylfaen"/>
+                                <w:sz w:val="16"/>
+                                <w:szCs w:val="16"/>
+                              </w:rPr>
+                              <w:t>դրամ</w:t>
+                            </w:r>
+                            <w:proofErr w:type="spellEnd"/>
                           </w:p>
                           <w:p>
                             <w:pPr>
@@ -2261,8 +2497,18 @@
                                 <w:sz w:val="16"/>
                                 <w:szCs w:val="16"/>
                               </w:rPr>
-                              <w:t>ՀՀ դրամ</w:t>
+                              <w:t xml:space="preserve">ՀՀ </w:t>
                             </w:r>
+                            <w:proofErr w:type="spellStart"/>
+                            <w:r>
+                              <w:rPr>
+                                <w:rFonts w:ascii="Sylfaen" w:hAnsi="Sylfaen"/>
+                                <w:sz w:val="16"/>
+                                <w:szCs w:val="16"/>
+                              </w:rPr>
+                              <w:t>դրամ</w:t>
+                            </w:r>
+                            <w:proofErr w:type="spellEnd"/>
                           </w:p>
                         </w:txbxContent>
                       </wps:txbx>
@@ -2323,6 +2569,7 @@
         </w:rPr>
         <w:t xml:space="preserve"> </w:t>
       </w:r>
+      <w:proofErr w:type="spellStart"/>
       <w:r>
         <w:rPr>
           <w:rFonts w:ascii="Sylfaen" w:hAnsi="Sylfaen"/>
@@ -2331,6 +2578,7 @@
         </w:rPr>
         <w:t>Վճարող</w:t>
       </w:r>
+      <w:proofErr w:type="spellEnd"/>
       <w:r>
         <w:rPr>
           <w:rFonts w:ascii="Sylfaen" w:hAnsi="Sylfaen"/>
@@ -2372,13 +2620,23 @@
         </w:rPr>
         <w:br/>
       </w:r>
+      <w:proofErr w:type="spellStart"/>
       <w:r>
         <w:rPr>
           <w:rFonts w:ascii="Sylfaen" w:hAnsi="Sylfaen"/>
           <w:sz w:val="20"/>
           <w:szCs w:val="20"/>
         </w:rPr>
-        <w:t xml:space="preserve">Պայմանագրի N </w:t>
+        <w:t>Պայմանագրի</w:t>
+      </w:r>
+      <w:proofErr w:type="spellEnd"/>
+      <w:r>
+        <w:rPr>
+          <w:rFonts w:ascii="Sylfaen" w:hAnsi="Sylfaen"/>
+          <w:sz w:val="20"/>
+          <w:szCs w:val="20"/>
+        </w:rPr>
+        <w:t xml:space="preserve"> N </w:t>
       </w:r>
       <w:r>
         <w:rPr>
@@ -2398,6 +2656,7 @@
         </w:rPr>
         <w:t>${</w:t>
       </w:r>
+      <w:proofErr w:type="spellStart"/>
       <w:r>
         <w:rPr>
           <w:rFonts w:ascii="Sylfaen" w:hAnsi="Sylfaen"/>
@@ -2409,6 +2668,7 @@
         </w:rPr>
         <w:t>num</w:t>
       </w:r>
+      <w:proofErr w:type="spellEnd"/>
       <w:r>
         <w:rPr>
           <w:rFonts w:ascii="Sylfaen" w:hAnsi="Sylfaen"/>
@@ -2428,13 +2688,23 @@
         </w:rPr>
         <w:br/>
       </w:r>
+      <w:proofErr w:type="spellStart"/>
       <w:r>
         <w:rPr>
           <w:rFonts w:ascii="Sylfaen" w:hAnsi="Sylfaen"/>
           <w:sz w:val="20"/>
           <w:szCs w:val="20"/>
         </w:rPr>
-        <w:t xml:space="preserve">Նպատակ </w:t>
+        <w:t>Նպատակ</w:t>
+      </w:r>
+      <w:proofErr w:type="spellEnd"/>
+      <w:r>
+        <w:rPr>
+          <w:rFonts w:ascii="Sylfaen" w:hAnsi="Sylfaen"/>
+          <w:sz w:val="20"/>
+          <w:szCs w:val="20"/>
+        </w:rPr>
+        <w:t xml:space="preserve"> </w:t>
       </w:r>
       <w:r>
         <w:rPr>
@@ -2469,6 +2739,7 @@
         </w:rPr>
         <w:br/>
       </w:r>
+      <w:proofErr w:type="spellStart"/>
       <w:r>
         <w:rPr>
           <w:rFonts w:ascii="Sylfaen" w:hAnsi="Sylfaen"/>
@@ -2477,6 +2748,7 @@
         </w:rPr>
         <w:t>Հիմք</w:t>
       </w:r>
+      <w:proofErr w:type="spellEnd"/>
       <w:r>
         <w:rPr>
           <w:rFonts w:ascii="Sylfaen" w:hAnsi="Sylfaen"/>
@@ -2517,15 +2789,33 @@
           <w:szCs w:val="20"/>
         </w:rPr>
         <w:br/>
-        <w:t>Կատարող</w:t>
       </w:r>
+      <w:proofErr w:type="spellStart"/>
       <w:r>
         <w:rPr>
           <w:rFonts w:ascii="Sylfaen" w:hAnsi="Sylfaen"/>
           <w:sz w:val="20"/>
           <w:szCs w:val="20"/>
         </w:rPr>
-        <w:t xml:space="preserve">՝ ${executor} </w:t>
+        <w:t>Կատարող</w:t>
+      </w:r>
+      <w:proofErr w:type="spellEnd"/>
+      <w:r>
+        <w:rPr>
+          <w:rFonts w:ascii="Sylfaen" w:hAnsi="Sylfaen"/>
+          <w:sz w:val="20"/>
+          <w:szCs w:val="20"/>
+        </w:rPr>
+        <w:t>՝ ${</w:t>
+      </w:r>
+      <w:proofErr w:type="gramStart"/>
+      <w:r>
+        <w:rPr>
+          <w:rFonts w:ascii="Sylfaen" w:hAnsi="Sylfaen"/>
+          <w:sz w:val="20"/>
+          <w:szCs w:val="20"/>
+        </w:rPr>
+        <w:t xml:space="preserve">executor} </w:t>
       </w:r>
       <w:r>
         <w:rPr>
@@ -2541,15 +2831,34 @@
           <w:sz w:val="20"/>
           <w:szCs w:val="20"/>
         </w:rPr>
-        <w:t xml:space="preserve">                 </w:t>
+        <w:t xml:space="preserve"> </w:t>
       </w:r>
+      <w:proofErr w:type="gramEnd"/>
       <w:r>
         <w:rPr>
           <w:rFonts w:ascii="Sylfaen" w:hAnsi="Sylfaen"/>
           <w:sz w:val="20"/>
           <w:szCs w:val="20"/>
         </w:rPr>
-        <w:t xml:space="preserve">Վճարող՝      ____________________                                        </w:t>
+        <w:t xml:space="preserve">                </w:t>
+      </w:r>
+      <w:proofErr w:type="spellStart"/>
+      <w:r>
+        <w:rPr>
+          <w:rFonts w:ascii="Sylfaen" w:hAnsi="Sylfaen"/>
+          <w:sz w:val="20"/>
+          <w:szCs w:val="20"/>
+        </w:rPr>
+        <w:t>Վճարող</w:t>
+      </w:r>
+      <w:proofErr w:type="spellEnd"/>
+      <w:r>
+        <w:rPr>
+          <w:rFonts w:ascii="Sylfaen" w:hAnsi="Sylfaen"/>
+          <w:sz w:val="20"/>
+          <w:szCs w:val="20"/>
+        </w:rPr>
+        <w:t xml:space="preserve">՝      ____________________                                        </w:t>
       </w:r>
       <w:r>
         <w:rPr>
@@ -2599,6 +2908,7 @@
         </w:rPr>
         <w:br/>
       </w:r>
+      <w:proofErr w:type="spellStart"/>
       <w:r>
         <w:rPr>
           <w:rFonts w:ascii="Sylfaen" w:hAnsi="Sylfaen"/>
@@ -2607,6 +2917,7 @@
         </w:rPr>
         <w:t>Վճարող</w:t>
       </w:r>
+      <w:proofErr w:type="spellEnd"/>
       <w:r>
         <w:rPr>
           <w:rFonts w:ascii="Sylfaen" w:hAnsi="Sylfaen"/>
@@ -2648,13 +2959,23 @@
         </w:rPr>
         <w:br/>
       </w:r>
+      <w:proofErr w:type="spellStart"/>
       <w:r>
         <w:rPr>
           <w:rFonts w:ascii="Sylfaen" w:hAnsi="Sylfaen"/>
           <w:sz w:val="20"/>
           <w:szCs w:val="20"/>
         </w:rPr>
-        <w:t xml:space="preserve">Պայմանագրի N </w:t>
+        <w:t>Պայմանագրի</w:t>
+      </w:r>
+      <w:proofErr w:type="spellEnd"/>
+      <w:r>
+        <w:rPr>
+          <w:rFonts w:ascii="Sylfaen" w:hAnsi="Sylfaen"/>
+          <w:sz w:val="20"/>
+          <w:szCs w:val="20"/>
+        </w:rPr>
+        <w:t xml:space="preserve"> N </w:t>
       </w:r>
       <w:r>
         <w:rPr>
@@ -2674,6 +2995,7 @@
         </w:rPr>
         <w:t>${</w:t>
       </w:r>
+      <w:proofErr w:type="spellStart"/>
       <w:r>
         <w:rPr>
           <w:rFonts w:ascii="Sylfaen" w:hAnsi="Sylfaen"/>
@@ -2685,6 +3007,7 @@
         </w:rPr>
         <w:t>num</w:t>
       </w:r>
+      <w:proofErr w:type="spellEnd"/>
       <w:r>
         <w:rPr>
           <w:rFonts w:ascii="Sylfaen" w:hAnsi="Sylfaen"/>
@@ -2704,13 +3027,23 @@
         </w:rPr>
         <w:br/>
       </w:r>
+      <w:proofErr w:type="spellStart"/>
       <w:r>
         <w:rPr>
           <w:rFonts w:ascii="Sylfaen" w:hAnsi="Sylfaen"/>
           <w:sz w:val="20"/>
           <w:szCs w:val="20"/>
         </w:rPr>
-        <w:t xml:space="preserve">Նպատակ </w:t>
+        <w:t>Նպատակ</w:t>
+      </w:r>
+      <w:proofErr w:type="spellEnd"/>
+      <w:r>
+        <w:rPr>
+          <w:rFonts w:ascii="Sylfaen" w:hAnsi="Sylfaen"/>
+          <w:sz w:val="20"/>
+          <w:szCs w:val="20"/>
+        </w:rPr>
+        <w:t xml:space="preserve"> </w:t>
       </w:r>
       <w:r>
         <w:rPr>
@@ -2737,6 +3070,7 @@
         </w:rPr>
         <w:br/>
       </w:r>
+      <w:proofErr w:type="spellStart"/>
       <w:r>
         <w:rPr>
           <w:rFonts w:ascii="Sylfaen" w:hAnsi="Sylfaen"/>
@@ -2745,6 +3079,7 @@
         </w:rPr>
         <w:t>Հիմք</w:t>
       </w:r>
+      <w:proofErr w:type="spellEnd"/>
       <w:r>
         <w:rPr>
           <w:rFonts w:ascii="Sylfaen" w:hAnsi="Sylfaen"/>
@@ -2785,7 +3120,24 @@
           <w:szCs w:val="20"/>
         </w:rPr>
         <w:br/>
-        <w:t xml:space="preserve">Կատարող՝ </w:t>
+      </w:r>
+      <w:proofErr w:type="spellStart"/>
+      <w:r>
+        <w:rPr>
+          <w:rFonts w:ascii="Sylfaen" w:hAnsi="Sylfaen"/>
+          <w:sz w:val="20"/>
+          <w:szCs w:val="20"/>
+        </w:rPr>
+        <w:t>Կատարող</w:t>
+      </w:r>
+      <w:proofErr w:type="spellEnd"/>
+      <w:r>
+        <w:rPr>
+          <w:rFonts w:ascii="Sylfaen" w:hAnsi="Sylfaen"/>
+          <w:sz w:val="20"/>
+          <w:szCs w:val="20"/>
+        </w:rPr>
+        <w:t xml:space="preserve">՝ </w:t>
       </w:r>
       <w:r>
         <w:rPr>
@@ -2811,13 +3163,23 @@
         </w:rPr>
         <w:t xml:space="preserve"> </w:t>
       </w:r>
+      <w:proofErr w:type="spellStart"/>
       <w:r>
         <w:rPr>
           <w:rFonts w:ascii="Sylfaen" w:hAnsi="Sylfaen"/>
           <w:sz w:val="20"/>
           <w:szCs w:val="20"/>
         </w:rPr>
-        <w:t xml:space="preserve">Վճարող՝      ____________________                                        </w:t>
+        <w:t>Վճարող</w:t>
+      </w:r>
+      <w:proofErr w:type="spellEnd"/>
+      <w:r>
+        <w:rPr>
+          <w:rFonts w:ascii="Sylfaen" w:hAnsi="Sylfaen"/>
+          <w:sz w:val="20"/>
+          <w:szCs w:val="20"/>
+        </w:rPr>
+        <w:t xml:space="preserve">՝      ____________________                                        </w:t>
       </w:r>
     </w:p>
     <w:sectPr>
